--- a/pwiz_tools/Skyline/Documentation/Tutorials/Skyline Live Reports Webinar Steps.docx
+++ b/pwiz_tools/Skyline/Documentation/Tutorials/Skyline Live Reports Webinar Steps.docx
@@ -3,7 +3,18 @@
 <w:document xmlns:wpc="http://schemas.microsoft.com/office/word/2010/wordprocessingCanvas" xmlns:cx="http://schemas.microsoft.com/office/drawing/2014/chartex" xmlns:cx1="http://schemas.microsoft.com/office/drawing/2015/9/8/chartex" xmlns:cx2="http://schemas.microsoft.com/office/drawing/2015/10/21/chartex" xmlns:cx3="http://schemas.microsoft.com/office/drawing/2016/5/9/chartex" xmlns:cx4="http://schemas.microsoft.com/office/drawing/2016/5/10/chartex" xmlns:cx5="http://schemas.microsoft.com/office/drawing/2016/5/11/chartex" xmlns:cx6="http://schemas.microsoft.com/office/drawing/2016/5/12/chartex" xmlns:cx7="http://schemas.microsoft.com/office/drawing/2016/5/13/chartex" xmlns:cx8="http://schemas.microsoft.com/office/drawing/2016/5/14/chartex" xmlns:mc="http://schemas.openxmlformats.org/markup-compatibility/2006" xmlns:aink="http://schemas.microsoft.com/office/drawing/2016/ink" xmlns:am3d="http://schemas.microsoft.com/office/drawing/2017/model3d" xmlns:o="urn:schemas-microsoft-com:office:office" xmlns:oel="http://schemas.microsoft.com/office/2019/extlst" xmlns:r="http://schemas.openxmlformats.org/officeDocument/2006/relationships" xmlns:m="http://schemas.openxmlformats.org/officeDocument/2006/math" xmlns:v="urn:schemas-microsoft-com:vml" xmlns:wp14="http://schemas.microsoft.com/office/word/2010/wordprocessingDrawing" xmlns:wp="http://schemas.openxmlformats.org/drawingml/2006/wordprocessingDrawing" xmlns:w10="urn:schemas-microsoft-com:office:word" xmlns:w="http://schemas.openxmlformats.org/wordprocessingml/2006/main" xmlns:w14="http://schemas.microsoft.com/office/word/2010/wordml" xmlns:w15="http://schemas.microsoft.com/office/word/2012/wordml" xmlns:w16cex="http://schemas.microsoft.com/office/word/2018/wordml/cex" xmlns:w16cid="http://schemas.microsoft.com/office/word/2016/wordml/cid" xmlns:w16="http://schemas.microsoft.com/office/word/2018/wordml" xmlns:w16du="http://schemas.microsoft.com/office/word/2023/wordml/word16du" xmlns:w16sdtdh="http://schemas.microsoft.com/office/word/2020/wordml/sdtdatahash" xmlns:w16se="http://schemas.microsoft.com/office/word/2015/wordml/symex" xmlns:wpg="http://schemas.microsoft.com/office/word/2010/wordprocessingGroup" xmlns:wpi="http://schemas.microsoft.com/office/word/2010/wordprocessingInk" xmlns:wne="http://schemas.microsoft.com/office/word/2006/wordml" xmlns:wps="http://schemas.microsoft.com/office/word/2010/wordprocessingShape" mc:Ignorable="w14 w15 w16se w16cid w16 w16cex w16sdtdh w16du wp14">
   <w:body>
     <w:p>
-      <w:r>
+      <w:pPr>
+        <w:spacing w:after="0" w:line="240" w:lineRule="auto"/>
+        <w:rPr>
+          <w:sz w:val="20"/>
+          <w:szCs w:val="20"/>
+        </w:rPr>
+      </w:pPr>
+      <w:r>
+        <w:rPr>
+          <w:sz w:val="20"/>
+          <w:szCs w:val="20"/>
+        </w:rPr>
         <w:t>Live Reports Webinar Steps</w:t>
       </w:r>
     </w:p>
@@ -14,16 +25,33 @@
           <w:ilvl w:val="0"/>
           <w:numId w:val="2"/>
         </w:numPr>
-      </w:pPr>
-      <w:r>
+        <w:spacing w:after="0" w:line="240" w:lineRule="auto"/>
+        <w:rPr>
+          <w:sz w:val="20"/>
+          <w:szCs w:val="20"/>
+        </w:rPr>
+      </w:pPr>
+      <w:r>
+        <w:rPr>
+          <w:sz w:val="20"/>
+          <w:szCs w:val="20"/>
+        </w:rPr>
         <w:t>Open “</w:t>
       </w:r>
       <w:proofErr w:type="spellStart"/>
       <w:r>
+        <w:rPr>
+          <w:sz w:val="20"/>
+          <w:szCs w:val="20"/>
+        </w:rPr>
         <w:t>Rat_plasma.sky</w:t>
       </w:r>
       <w:proofErr w:type="spellEnd"/>
       <w:r>
+        <w:rPr>
+          <w:sz w:val="20"/>
+          <w:szCs w:val="20"/>
+        </w:rPr>
         <w:t>”</w:t>
       </w:r>
     </w:p>
@@ -34,8 +62,17 @@
           <w:ilvl w:val="0"/>
           <w:numId w:val="2"/>
         </w:numPr>
-      </w:pPr>
-      <w:r>
+        <w:spacing w:after="0" w:line="240" w:lineRule="auto"/>
+        <w:rPr>
+          <w:sz w:val="20"/>
+          <w:szCs w:val="20"/>
+        </w:rPr>
+      </w:pPr>
+      <w:r>
+        <w:rPr>
+          <w:sz w:val="20"/>
+          <w:szCs w:val="20"/>
+        </w:rPr>
         <w:t>View &gt; Live Reports &gt; Audit Log</w:t>
       </w:r>
     </w:p>
@@ -46,13 +83,33 @@
           <w:ilvl w:val="0"/>
           <w:numId w:val="2"/>
         </w:numPr>
-      </w:pPr>
-      <w:r>
+        <w:spacing w:after="0" w:line="240" w:lineRule="auto"/>
+        <w:rPr>
+          <w:sz w:val="20"/>
+          <w:szCs w:val="20"/>
+        </w:rPr>
+      </w:pPr>
+      <w:r>
+        <w:rPr>
+          <w:sz w:val="20"/>
+          <w:szCs w:val="20"/>
+        </w:rPr>
         <w:t>Click enable audit logging</w:t>
       </w:r>
     </w:p>
     <w:p>
-      <w:r>
+      <w:pPr>
+        <w:spacing w:after="0" w:line="240" w:lineRule="auto"/>
+        <w:rPr>
+          <w:sz w:val="20"/>
+          <w:szCs w:val="20"/>
+        </w:rPr>
+      </w:pPr>
+      <w:r>
+        <w:rPr>
+          <w:sz w:val="20"/>
+          <w:szCs w:val="20"/>
+        </w:rPr>
         <w:t>Showing the Document Grid</w:t>
       </w:r>
     </w:p>
@@ -63,8 +120,17 @@
           <w:ilvl w:val="0"/>
           <w:numId w:val="3"/>
         </w:numPr>
-      </w:pPr>
-      <w:r>
+        <w:spacing w:after="0" w:line="240" w:lineRule="auto"/>
+        <w:rPr>
+          <w:sz w:val="20"/>
+          <w:szCs w:val="20"/>
+        </w:rPr>
+      </w:pPr>
+      <w:r>
+        <w:rPr>
+          <w:sz w:val="20"/>
+          <w:szCs w:val="20"/>
+        </w:rPr>
         <w:t>View &gt; Live Reports &gt; Document Grid</w:t>
       </w:r>
     </w:p>
@@ -75,12 +141,18 @@
           <w:ilvl w:val="0"/>
           <w:numId w:val="3"/>
         </w:numPr>
-      </w:pPr>
-      <w:r>
-        <w:t>Drop Reports menu and talk</w:t>
-      </w:r>
-      <w:r>
-        <w:t xml:space="preserve"> about available reports</w:t>
+        <w:spacing w:after="0" w:line="240" w:lineRule="auto"/>
+        <w:rPr>
+          <w:sz w:val="20"/>
+          <w:szCs w:val="20"/>
+        </w:rPr>
+      </w:pPr>
+      <w:r>
+        <w:rPr>
+          <w:sz w:val="20"/>
+          <w:szCs w:val="20"/>
+        </w:rPr>
+        <w:t>Drop Reports menu and talk about available reports</w:t>
       </w:r>
     </w:p>
     <w:p>
@@ -90,8 +162,17 @@
           <w:ilvl w:val="0"/>
           <w:numId w:val="3"/>
         </w:numPr>
-      </w:pPr>
-      <w:r>
+        <w:spacing w:after="0" w:line="240" w:lineRule="auto"/>
+        <w:rPr>
+          <w:sz w:val="20"/>
+          <w:szCs w:val="20"/>
+        </w:rPr>
+      </w:pPr>
+      <w:r>
+        <w:rPr>
+          <w:sz w:val="20"/>
+          <w:szCs w:val="20"/>
+        </w:rPr>
         <w:t>Choose Proteins</w:t>
       </w:r>
     </w:p>
@@ -102,13 +183,54 @@
           <w:ilvl w:val="0"/>
           <w:numId w:val="3"/>
         </w:numPr>
-      </w:pPr>
-      <w:r>
+        <w:spacing w:after="0" w:line="240" w:lineRule="auto"/>
+        <w:rPr>
+          <w:sz w:val="20"/>
+          <w:szCs w:val="20"/>
+        </w:rPr>
+      </w:pPr>
+      <w:r>
+        <w:rPr>
+          <w:sz w:val="20"/>
+          <w:szCs w:val="20"/>
+        </w:rPr>
         <w:t>Click on fourth protein down</w:t>
       </w:r>
     </w:p>
     <w:p>
-      <w:r>
+      <w:pPr>
+        <w:pStyle w:val="ListParagraph"/>
+        <w:numPr>
+          <w:ilvl w:val="0"/>
+          <w:numId w:val="3"/>
+        </w:numPr>
+        <w:spacing w:after="0" w:line="240" w:lineRule="auto"/>
+        <w:rPr>
+          <w:sz w:val="20"/>
+          <w:szCs w:val="20"/>
+        </w:rPr>
+      </w:pPr>
+      <w:r>
+        <w:rPr>
+          <w:sz w:val="20"/>
+          <w:szCs w:val="20"/>
+        </w:rPr>
+        <w:t>Choose “Replicates” report</w:t>
+      </w:r>
+    </w:p>
+    <w:p>
+      <w:pPr>
+        <w:spacing w:after="0" w:line="240" w:lineRule="auto"/>
+        <w:rPr>
+          <w:sz w:val="20"/>
+          <w:szCs w:val="20"/>
+        </w:rPr>
+      </w:pPr>
+      <w:r>
+        <w:rPr>
+          <w:sz w:val="20"/>
+          <w:szCs w:val="20"/>
+        </w:rPr>
         <w:t>Replicate Annotations</w:t>
       </w:r>
     </w:p>
@@ -119,8 +241,17 @@
           <w:ilvl w:val="0"/>
           <w:numId w:val="4"/>
         </w:numPr>
-      </w:pPr>
-      <w:r>
+        <w:spacing w:after="0" w:line="240" w:lineRule="auto"/>
+        <w:rPr>
+          <w:sz w:val="20"/>
+          <w:szCs w:val="20"/>
+        </w:rPr>
+      </w:pPr>
+      <w:r>
+        <w:rPr>
+          <w:sz w:val="20"/>
+          <w:szCs w:val="20"/>
+        </w:rPr>
         <w:t>Settings &gt; Document Settings</w:t>
       </w:r>
     </w:p>
@@ -131,8 +262,17 @@
           <w:ilvl w:val="0"/>
           <w:numId w:val="4"/>
         </w:numPr>
-      </w:pPr>
-      <w:r>
+        <w:spacing w:after="0" w:line="240" w:lineRule="auto"/>
+        <w:rPr>
+          <w:sz w:val="20"/>
+          <w:szCs w:val="20"/>
+        </w:rPr>
+      </w:pPr>
+      <w:r>
+        <w:rPr>
+          <w:sz w:val="20"/>
+          <w:szCs w:val="20"/>
+        </w:rPr>
         <w:t>On Annotations click Add</w:t>
       </w:r>
     </w:p>
@@ -143,8 +283,17 @@
           <w:ilvl w:val="0"/>
           <w:numId w:val="4"/>
         </w:numPr>
-      </w:pPr>
-      <w:r>
+        <w:spacing w:after="0" w:line="240" w:lineRule="auto"/>
+        <w:rPr>
+          <w:sz w:val="20"/>
+          <w:szCs w:val="20"/>
+        </w:rPr>
+      </w:pPr>
+      <w:r>
+        <w:rPr>
+          <w:sz w:val="20"/>
+          <w:szCs w:val="20"/>
+        </w:rPr>
         <w:t>Name: Cohort Type: Value List Values: Healthy, Diseased Applies to: Replicates</w:t>
       </w:r>
     </w:p>
@@ -155,16 +304,33 @@
           <w:ilvl w:val="0"/>
           <w:numId w:val="4"/>
         </w:numPr>
-      </w:pPr>
-      <w:r>
+        <w:spacing w:after="0" w:line="240" w:lineRule="auto"/>
+        <w:rPr>
+          <w:sz w:val="20"/>
+          <w:szCs w:val="20"/>
+        </w:rPr>
+      </w:pPr>
+      <w:r>
+        <w:rPr>
+          <w:sz w:val="20"/>
+          <w:szCs w:val="20"/>
+        </w:rPr>
         <w:t xml:space="preserve">Name: </w:t>
       </w:r>
       <w:proofErr w:type="spellStart"/>
       <w:r>
+        <w:rPr>
+          <w:sz w:val="20"/>
+          <w:szCs w:val="20"/>
+        </w:rPr>
         <w:t>SubjectID</w:t>
       </w:r>
       <w:proofErr w:type="spellEnd"/>
       <w:r>
+        <w:rPr>
+          <w:sz w:val="20"/>
+          <w:szCs w:val="20"/>
+        </w:rPr>
         <w:t xml:space="preserve"> Type: Text Applies To: Replicates</w:t>
       </w:r>
     </w:p>
@@ -175,13 +341,33 @@
           <w:ilvl w:val="0"/>
           <w:numId w:val="4"/>
         </w:numPr>
-      </w:pPr>
-      <w:r>
+        <w:spacing w:after="0" w:line="240" w:lineRule="auto"/>
+        <w:rPr>
+          <w:sz w:val="20"/>
+          <w:szCs w:val="20"/>
+        </w:rPr>
+      </w:pPr>
+      <w:r>
+        <w:rPr>
+          <w:sz w:val="20"/>
+          <w:szCs w:val="20"/>
+        </w:rPr>
         <w:t>OK Document Settings dialog</w:t>
       </w:r>
     </w:p>
     <w:p>
-      <w:r>
+      <w:pPr>
+        <w:spacing w:after="0" w:line="240" w:lineRule="auto"/>
+        <w:rPr>
+          <w:sz w:val="20"/>
+          <w:szCs w:val="20"/>
+        </w:rPr>
+      </w:pPr>
+      <w:r>
+        <w:rPr>
+          <w:sz w:val="20"/>
+          <w:szCs w:val="20"/>
+        </w:rPr>
         <w:t>Creating Result File Rules</w:t>
       </w:r>
     </w:p>
@@ -192,8 +378,17 @@
           <w:ilvl w:val="0"/>
           <w:numId w:val="5"/>
         </w:numPr>
-      </w:pPr>
-      <w:r>
+        <w:spacing w:after="0" w:line="240" w:lineRule="auto"/>
+        <w:rPr>
+          <w:sz w:val="20"/>
+          <w:szCs w:val="20"/>
+        </w:rPr>
+      </w:pPr>
+      <w:r>
+        <w:rPr>
+          <w:sz w:val="20"/>
+          <w:szCs w:val="20"/>
+        </w:rPr>
         <w:t>Settings &gt; Document Settings</w:t>
       </w:r>
     </w:p>
@@ -204,8 +399,17 @@
           <w:ilvl w:val="0"/>
           <w:numId w:val="5"/>
         </w:numPr>
-      </w:pPr>
-      <w:r>
+        <w:spacing w:after="0" w:line="240" w:lineRule="auto"/>
+        <w:rPr>
+          <w:sz w:val="20"/>
+          <w:szCs w:val="20"/>
+        </w:rPr>
+      </w:pPr>
+      <w:r>
+        <w:rPr>
+          <w:sz w:val="20"/>
+          <w:szCs w:val="20"/>
+        </w:rPr>
         <w:t>Result Files tab</w:t>
       </w:r>
     </w:p>
@@ -216,8 +420,17 @@
           <w:ilvl w:val="0"/>
           <w:numId w:val="5"/>
         </w:numPr>
-      </w:pPr>
-      <w:r>
+        <w:spacing w:after="0" w:line="240" w:lineRule="auto"/>
+        <w:rPr>
+          <w:sz w:val="20"/>
+          <w:szCs w:val="20"/>
+        </w:rPr>
+      </w:pPr>
+      <w:r>
+        <w:rPr>
+          <w:sz w:val="20"/>
+          <w:szCs w:val="20"/>
+        </w:rPr>
         <w:t>Add</w:t>
       </w:r>
     </w:p>
@@ -228,8 +441,17 @@
           <w:ilvl w:val="0"/>
           <w:numId w:val="5"/>
         </w:numPr>
-      </w:pPr>
-      <w:r>
+        <w:spacing w:after="0" w:line="240" w:lineRule="auto"/>
+        <w:rPr>
+          <w:sz w:val="20"/>
+          <w:szCs w:val="20"/>
+        </w:rPr>
+      </w:pPr>
+      <w:r>
+        <w:rPr>
+          <w:sz w:val="20"/>
+          <w:szCs w:val="20"/>
+        </w:rPr>
         <w:t>Use … button to create three rules:</w:t>
       </w:r>
     </w:p>
@@ -240,8 +462,17 @@
           <w:ilvl w:val="0"/>
           <w:numId w:val="5"/>
         </w:numPr>
-      </w:pPr>
-      <w:r>
+        <w:spacing w:after="0" w:line="240" w:lineRule="auto"/>
+        <w:rPr>
+          <w:sz w:val="20"/>
+          <w:szCs w:val="20"/>
+        </w:rPr>
+      </w:pPr>
+      <w:r>
+        <w:rPr>
+          <w:sz w:val="20"/>
+          <w:szCs w:val="20"/>
+        </w:rPr>
         <w:t>Source: File Name Pattern: D Replacement: Diseased Target: Cohort</w:t>
       </w:r>
     </w:p>
@@ -252,8 +483,17 @@
           <w:ilvl w:val="0"/>
           <w:numId w:val="5"/>
         </w:numPr>
-      </w:pPr>
-      <w:r>
+        <w:spacing w:after="0" w:line="240" w:lineRule="auto"/>
+        <w:rPr>
+          <w:sz w:val="20"/>
+          <w:szCs w:val="20"/>
+        </w:rPr>
+      </w:pPr>
+      <w:r>
+        <w:rPr>
+          <w:sz w:val="20"/>
+          <w:szCs w:val="20"/>
+        </w:rPr>
         <w:t>Source: File Name Pattern: H Replacement: Healthy Target: Cohort</w:t>
       </w:r>
     </w:p>
@@ -264,20 +504,41 @@
           <w:ilvl w:val="0"/>
           <w:numId w:val="5"/>
         </w:numPr>
-      </w:pPr>
-      <w:r>
+        <w:spacing w:after="0" w:line="240" w:lineRule="auto"/>
+        <w:rPr>
+          <w:sz w:val="20"/>
+          <w:szCs w:val="20"/>
+        </w:rPr>
+      </w:pPr>
+      <w:r>
+        <w:rPr>
+          <w:sz w:val="20"/>
+          <w:szCs w:val="20"/>
+        </w:rPr>
         <w:t>Source: File Name Pattern: (.)</w:t>
       </w:r>
       <w:proofErr w:type="gramStart"/>
       <w:r>
+        <w:rPr>
+          <w:sz w:val="20"/>
+          <w:szCs w:val="20"/>
+        </w:rPr>
         <w:t>_(</w:t>
       </w:r>
       <w:proofErr w:type="gramEnd"/>
       <w:r>
+        <w:rPr>
+          <w:sz w:val="20"/>
+          <w:szCs w:val="20"/>
+        </w:rPr>
         <w:t xml:space="preserve">…) Replacement: $1$2 Target: </w:t>
       </w:r>
       <w:proofErr w:type="spellStart"/>
       <w:r>
+        <w:rPr>
+          <w:sz w:val="20"/>
+          <w:szCs w:val="20"/>
+        </w:rPr>
         <w:t>SampleID</w:t>
       </w:r>
       <w:proofErr w:type="spellEnd"/>
@@ -289,16 +550,33 @@
           <w:ilvl w:val="0"/>
           <w:numId w:val="5"/>
         </w:numPr>
-      </w:pPr>
-      <w:r>
+        <w:spacing w:after="0" w:line="240" w:lineRule="auto"/>
+        <w:rPr>
+          <w:sz w:val="20"/>
+          <w:szCs w:val="20"/>
+        </w:rPr>
+      </w:pPr>
+      <w:r>
+        <w:rPr>
+          <w:sz w:val="20"/>
+          <w:szCs w:val="20"/>
+        </w:rPr>
         <w:t xml:space="preserve">Name for Rule Set: “Cohort and </w:t>
       </w:r>
       <w:proofErr w:type="spellStart"/>
       <w:r>
+        <w:rPr>
+          <w:sz w:val="20"/>
+          <w:szCs w:val="20"/>
+        </w:rPr>
         <w:t>SubjectID</w:t>
       </w:r>
       <w:proofErr w:type="spellEnd"/>
       <w:r>
+        <w:rPr>
+          <w:sz w:val="20"/>
+          <w:szCs w:val="20"/>
+        </w:rPr>
         <w:t>”</w:t>
       </w:r>
     </w:p>
@@ -309,8 +587,17 @@
           <w:ilvl w:val="0"/>
           <w:numId w:val="5"/>
         </w:numPr>
-      </w:pPr>
-      <w:r>
+        <w:spacing w:after="0" w:line="240" w:lineRule="auto"/>
+        <w:rPr>
+          <w:sz w:val="20"/>
+          <w:szCs w:val="20"/>
+        </w:rPr>
+      </w:pPr>
+      <w:r>
+        <w:rPr>
+          <w:sz w:val="20"/>
+          <w:szCs w:val="20"/>
+        </w:rPr>
         <w:t>OK Rule Set Editor</w:t>
       </w:r>
     </w:p>
@@ -321,13 +608,33 @@
           <w:ilvl w:val="0"/>
           <w:numId w:val="5"/>
         </w:numPr>
-      </w:pPr>
-      <w:r>
+        <w:spacing w:after="0" w:line="240" w:lineRule="auto"/>
+        <w:rPr>
+          <w:sz w:val="20"/>
+          <w:szCs w:val="20"/>
+        </w:rPr>
+      </w:pPr>
+      <w:r>
+        <w:rPr>
+          <w:sz w:val="20"/>
+          <w:szCs w:val="20"/>
+        </w:rPr>
         <w:t>OK Document Settings dialog</w:t>
       </w:r>
     </w:p>
     <w:p>
-      <w:r>
+      <w:pPr>
+        <w:spacing w:after="0" w:line="240" w:lineRule="auto"/>
+        <w:rPr>
+          <w:sz w:val="20"/>
+          <w:szCs w:val="20"/>
+        </w:rPr>
+      </w:pPr>
+      <w:r>
+        <w:rPr>
+          <w:sz w:val="20"/>
+          <w:szCs w:val="20"/>
+        </w:rPr>
         <w:t>Creating a list of Samples</w:t>
       </w:r>
     </w:p>
@@ -338,8 +645,17 @@
           <w:ilvl w:val="0"/>
           <w:numId w:val="6"/>
         </w:numPr>
-      </w:pPr>
-      <w:r>
+        <w:spacing w:after="0" w:line="240" w:lineRule="auto"/>
+        <w:rPr>
+          <w:sz w:val="20"/>
+          <w:szCs w:val="20"/>
+        </w:rPr>
+      </w:pPr>
+      <w:r>
+        <w:rPr>
+          <w:sz w:val="20"/>
+          <w:szCs w:val="20"/>
+        </w:rPr>
         <w:t>Settings &gt; Document Settings</w:t>
       </w:r>
     </w:p>
@@ -350,8 +666,17 @@
           <w:ilvl w:val="0"/>
           <w:numId w:val="6"/>
         </w:numPr>
-      </w:pPr>
-      <w:r>
+        <w:spacing w:after="0" w:line="240" w:lineRule="auto"/>
+        <w:rPr>
+          <w:sz w:val="20"/>
+          <w:szCs w:val="20"/>
+        </w:rPr>
+      </w:pPr>
+      <w:r>
+        <w:rPr>
+          <w:sz w:val="20"/>
+          <w:szCs w:val="20"/>
+        </w:rPr>
         <w:t>Lists tab: Click “Add”</w:t>
       </w:r>
     </w:p>
@@ -362,8 +687,17 @@
           <w:ilvl w:val="0"/>
           <w:numId w:val="6"/>
         </w:numPr>
-      </w:pPr>
-      <w:r>
+        <w:spacing w:after="0" w:line="240" w:lineRule="auto"/>
+        <w:rPr>
+          <w:sz w:val="20"/>
+          <w:szCs w:val="20"/>
+        </w:rPr>
+      </w:pPr>
+      <w:r>
+        <w:rPr>
+          <w:sz w:val="20"/>
+          <w:szCs w:val="20"/>
+        </w:rPr>
         <w:t>List Name: Samples</w:t>
       </w:r>
     </w:p>
@@ -374,8 +708,17 @@
           <w:ilvl w:val="0"/>
           <w:numId w:val="6"/>
         </w:numPr>
-      </w:pPr>
-      <w:r>
+        <w:spacing w:after="0" w:line="240" w:lineRule="auto"/>
+        <w:rPr>
+          <w:sz w:val="20"/>
+          <w:szCs w:val="20"/>
+        </w:rPr>
+      </w:pPr>
+      <w:r>
+        <w:rPr>
+          <w:sz w:val="20"/>
+          <w:szCs w:val="20"/>
+        </w:rPr>
         <w:t>First row: Subject ID</w:t>
       </w:r>
     </w:p>
@@ -386,8 +729,17 @@
           <w:ilvl w:val="0"/>
           <w:numId w:val="6"/>
         </w:numPr>
-      </w:pPr>
-      <w:r>
+        <w:spacing w:after="0" w:line="240" w:lineRule="auto"/>
+        <w:rPr>
+          <w:sz w:val="20"/>
+          <w:szCs w:val="20"/>
+        </w:rPr>
+      </w:pPr>
+      <w:r>
+        <w:rPr>
+          <w:sz w:val="20"/>
+          <w:szCs w:val="20"/>
+        </w:rPr>
         <w:t>Second row: Sex</w:t>
       </w:r>
     </w:p>
@@ -398,8 +750,17 @@
           <w:ilvl w:val="0"/>
           <w:numId w:val="6"/>
         </w:numPr>
-      </w:pPr>
-      <w:r>
+        <w:spacing w:after="0" w:line="240" w:lineRule="auto"/>
+        <w:rPr>
+          <w:sz w:val="20"/>
+          <w:szCs w:val="20"/>
+        </w:rPr>
+      </w:pPr>
+      <w:r>
+        <w:rPr>
+          <w:sz w:val="20"/>
+          <w:szCs w:val="20"/>
+        </w:rPr>
         <w:t>Third row: Weight Type: Number</w:t>
       </w:r>
     </w:p>
@@ -410,8 +771,17 @@
           <w:ilvl w:val="0"/>
           <w:numId w:val="6"/>
         </w:numPr>
-      </w:pPr>
-      <w:r>
+        <w:spacing w:after="0" w:line="240" w:lineRule="auto"/>
+        <w:rPr>
+          <w:sz w:val="20"/>
+          <w:szCs w:val="20"/>
+        </w:rPr>
+      </w:pPr>
+      <w:r>
+        <w:rPr>
+          <w:sz w:val="20"/>
+          <w:szCs w:val="20"/>
+        </w:rPr>
         <w:t>Fourth row: Name</w:t>
       </w:r>
     </w:p>
@@ -422,156 +792,1544 @@
           <w:ilvl w:val="0"/>
           <w:numId w:val="6"/>
         </w:numPr>
-      </w:pPr>
-      <w:r>
+        <w:spacing w:after="0" w:line="240" w:lineRule="auto"/>
+        <w:rPr>
+          <w:sz w:val="20"/>
+          <w:szCs w:val="20"/>
+        </w:rPr>
+      </w:pPr>
+      <w:r>
+        <w:rPr>
+          <w:sz w:val="20"/>
+          <w:szCs w:val="20"/>
+        </w:rPr>
+        <w:t xml:space="preserve">ID Property: </w:t>
+      </w:r>
+      <w:proofErr w:type="spellStart"/>
+      <w:r>
+        <w:rPr>
+          <w:sz w:val="20"/>
+          <w:szCs w:val="20"/>
+        </w:rPr>
+        <w:t>SubjectID</w:t>
+      </w:r>
+      <w:proofErr w:type="spellEnd"/>
+    </w:p>
+    <w:p>
+      <w:pPr>
+        <w:pStyle w:val="ListParagraph"/>
+        <w:numPr>
+          <w:ilvl w:val="0"/>
+          <w:numId w:val="6"/>
+        </w:numPr>
+        <w:spacing w:after="0" w:line="240" w:lineRule="auto"/>
+        <w:rPr>
+          <w:sz w:val="20"/>
+          <w:szCs w:val="20"/>
+        </w:rPr>
+      </w:pPr>
+      <w:r>
+        <w:rPr>
+          <w:sz w:val="20"/>
+          <w:szCs w:val="20"/>
+        </w:rPr>
+        <w:t>Name Property: Display Property</w:t>
+      </w:r>
+    </w:p>
+    <w:p>
+      <w:pPr>
+        <w:pStyle w:val="ListParagraph"/>
+        <w:numPr>
+          <w:ilvl w:val="0"/>
+          <w:numId w:val="6"/>
+        </w:numPr>
+        <w:spacing w:after="0" w:line="240" w:lineRule="auto"/>
+        <w:rPr>
+          <w:sz w:val="20"/>
+          <w:szCs w:val="20"/>
+        </w:rPr>
+      </w:pPr>
+      <w:r>
+        <w:rPr>
+          <w:sz w:val="20"/>
+          <w:szCs w:val="20"/>
+        </w:rPr>
+        <w:t>Save</w:t>
+      </w:r>
+    </w:p>
+    <w:p>
+      <w:pPr>
+        <w:pStyle w:val="ListParagraph"/>
+        <w:numPr>
+          <w:ilvl w:val="0"/>
+          <w:numId w:val="6"/>
+        </w:numPr>
+        <w:spacing w:after="0" w:line="240" w:lineRule="auto"/>
+        <w:rPr>
+          <w:sz w:val="20"/>
+          <w:szCs w:val="20"/>
+        </w:rPr>
+      </w:pPr>
+      <w:r>
+        <w:rPr>
+          <w:sz w:val="20"/>
+          <w:szCs w:val="20"/>
+        </w:rPr>
+        <w:t>OK Document Settings dialog</w:t>
+      </w:r>
+    </w:p>
+    <w:p>
+      <w:pPr>
+        <w:pStyle w:val="ListParagraph"/>
+        <w:numPr>
+          <w:ilvl w:val="0"/>
+          <w:numId w:val="6"/>
+        </w:numPr>
+        <w:spacing w:after="0" w:line="240" w:lineRule="auto"/>
+        <w:rPr>
+          <w:sz w:val="20"/>
+          <w:szCs w:val="20"/>
+        </w:rPr>
+      </w:pPr>
+      <w:r>
+        <w:rPr>
+          <w:sz w:val="20"/>
+          <w:szCs w:val="20"/>
+        </w:rPr>
+        <w:t>View &gt; Live Reports &gt; Lists &gt; Samples</w:t>
+      </w:r>
+    </w:p>
+    <w:p>
+      <w:pPr>
+        <w:pStyle w:val="ListParagraph"/>
+        <w:numPr>
+          <w:ilvl w:val="0"/>
+          <w:numId w:val="6"/>
+        </w:numPr>
+        <w:spacing w:after="0" w:line="240" w:lineRule="auto"/>
+        <w:rPr>
+          <w:sz w:val="20"/>
+          <w:szCs w:val="20"/>
+        </w:rPr>
+      </w:pPr>
+      <w:r>
+        <w:rPr>
+          <w:sz w:val="20"/>
+          <w:szCs w:val="20"/>
+        </w:rPr>
+        <w:t>File &gt; Open Containing Folder</w:t>
+      </w:r>
+    </w:p>
+    <w:p>
+      <w:pPr>
+        <w:pStyle w:val="ListParagraph"/>
+        <w:numPr>
+          <w:ilvl w:val="0"/>
+          <w:numId w:val="6"/>
+        </w:numPr>
+        <w:spacing w:after="0" w:line="240" w:lineRule="auto"/>
+        <w:rPr>
+          <w:sz w:val="20"/>
+          <w:szCs w:val="20"/>
+        </w:rPr>
+      </w:pPr>
+      <w:r>
+        <w:rPr>
+          <w:sz w:val="20"/>
+          <w:szCs w:val="20"/>
+        </w:rPr>
+        <w:t>Open “SampleInfo.txt” in Notepad</w:t>
+      </w:r>
+    </w:p>
+    <w:p>
+      <w:pPr>
+        <w:pStyle w:val="ListParagraph"/>
+        <w:numPr>
+          <w:ilvl w:val="0"/>
+          <w:numId w:val="6"/>
+        </w:numPr>
+        <w:spacing w:after="0" w:line="240" w:lineRule="auto"/>
+        <w:rPr>
+          <w:sz w:val="20"/>
+          <w:szCs w:val="20"/>
+        </w:rPr>
+      </w:pPr>
+      <w:r>
+        <w:rPr>
+          <w:sz w:val="20"/>
+          <w:szCs w:val="20"/>
+        </w:rPr>
+        <w:t>Copy everything except for the first row</w:t>
+      </w:r>
+    </w:p>
+    <w:p>
+      <w:pPr>
+        <w:pStyle w:val="ListParagraph"/>
+        <w:numPr>
+          <w:ilvl w:val="0"/>
+          <w:numId w:val="6"/>
+        </w:numPr>
+        <w:spacing w:after="0" w:line="240" w:lineRule="auto"/>
+        <w:rPr>
+          <w:sz w:val="20"/>
+          <w:szCs w:val="20"/>
+        </w:rPr>
+      </w:pPr>
+      <w:r>
+        <w:rPr>
+          <w:sz w:val="20"/>
+          <w:szCs w:val="20"/>
+        </w:rPr>
+        <w:t>Paste into List</w:t>
+      </w:r>
+    </w:p>
+    <w:p>
+      <w:pPr>
+        <w:spacing w:after="0" w:line="240" w:lineRule="auto"/>
+        <w:rPr>
+          <w:sz w:val="20"/>
+          <w:szCs w:val="20"/>
+        </w:rPr>
+      </w:pPr>
+      <w:r>
+        <w:rPr>
+          <w:sz w:val="20"/>
+          <w:szCs w:val="20"/>
+        </w:rPr>
+        <w:t>Changing annotation type</w:t>
+      </w:r>
+    </w:p>
+    <w:p>
+      <w:pPr>
+        <w:pStyle w:val="ListParagraph"/>
+        <w:numPr>
+          <w:ilvl w:val="0"/>
+          <w:numId w:val="7"/>
+        </w:numPr>
+        <w:spacing w:after="0" w:line="240" w:lineRule="auto"/>
+        <w:rPr>
+          <w:sz w:val="20"/>
+          <w:szCs w:val="20"/>
+        </w:rPr>
+      </w:pPr>
+      <w:r>
+        <w:rPr>
+          <w:sz w:val="20"/>
+          <w:szCs w:val="20"/>
+        </w:rPr>
+        <w:t>Settings &gt; Document Settings</w:t>
+      </w:r>
+    </w:p>
+    <w:p>
+      <w:pPr>
+        <w:pStyle w:val="ListParagraph"/>
+        <w:numPr>
+          <w:ilvl w:val="0"/>
+          <w:numId w:val="7"/>
+        </w:numPr>
+        <w:spacing w:after="0" w:line="240" w:lineRule="auto"/>
+        <w:rPr>
+          <w:sz w:val="20"/>
+          <w:szCs w:val="20"/>
+        </w:rPr>
+      </w:pPr>
+      <w:r>
+        <w:rPr>
+          <w:sz w:val="20"/>
+          <w:szCs w:val="20"/>
+        </w:rPr>
+        <w:t>On Annotations Tab: Edit List</w:t>
+      </w:r>
+    </w:p>
+    <w:p>
+      <w:pPr>
+        <w:pStyle w:val="ListParagraph"/>
+        <w:numPr>
+          <w:ilvl w:val="0"/>
+          <w:numId w:val="7"/>
+        </w:numPr>
+        <w:spacing w:after="0" w:line="240" w:lineRule="auto"/>
+        <w:rPr>
+          <w:sz w:val="20"/>
+          <w:szCs w:val="20"/>
+        </w:rPr>
+      </w:pPr>
+      <w:r>
+        <w:rPr>
+          <w:sz w:val="20"/>
+          <w:szCs w:val="20"/>
+        </w:rPr>
+        <w:t xml:space="preserve">Select </w:t>
+      </w:r>
+      <w:proofErr w:type="spellStart"/>
+      <w:r>
+        <w:rPr>
+          <w:sz w:val="20"/>
+          <w:szCs w:val="20"/>
+        </w:rPr>
+        <w:t>SubjectID</w:t>
+      </w:r>
+      <w:proofErr w:type="spellEnd"/>
+    </w:p>
+    <w:p>
+      <w:pPr>
+        <w:pStyle w:val="ListParagraph"/>
+        <w:numPr>
+          <w:ilvl w:val="0"/>
+          <w:numId w:val="7"/>
+        </w:numPr>
+        <w:spacing w:after="0" w:line="240" w:lineRule="auto"/>
+        <w:rPr>
+          <w:sz w:val="20"/>
+          <w:szCs w:val="20"/>
+        </w:rPr>
+      </w:pPr>
+      <w:r>
+        <w:rPr>
+          <w:sz w:val="20"/>
+          <w:szCs w:val="20"/>
+        </w:rPr>
+        <w:t>Edit</w:t>
+      </w:r>
+    </w:p>
+    <w:p>
+      <w:pPr>
+        <w:pStyle w:val="ListParagraph"/>
+        <w:numPr>
+          <w:ilvl w:val="0"/>
+          <w:numId w:val="7"/>
+        </w:numPr>
+        <w:spacing w:after="0" w:line="240" w:lineRule="auto"/>
+        <w:rPr>
+          <w:sz w:val="20"/>
+          <w:szCs w:val="20"/>
+        </w:rPr>
+      </w:pPr>
+      <w:r>
+        <w:rPr>
+          <w:sz w:val="20"/>
+          <w:szCs w:val="20"/>
+        </w:rPr>
+        <w:t>Change Type to “Lookup: Samples”</w:t>
+      </w:r>
+    </w:p>
+    <w:p>
+      <w:pPr>
+        <w:pStyle w:val="ListParagraph"/>
+        <w:numPr>
+          <w:ilvl w:val="0"/>
+          <w:numId w:val="7"/>
+        </w:numPr>
+        <w:spacing w:after="0" w:line="240" w:lineRule="auto"/>
+        <w:rPr>
+          <w:sz w:val="20"/>
+          <w:szCs w:val="20"/>
+        </w:rPr>
+      </w:pPr>
+      <w:r>
+        <w:rPr>
+          <w:sz w:val="20"/>
+          <w:szCs w:val="20"/>
+        </w:rPr>
+        <w:t>OK Define Annotation</w:t>
+      </w:r>
+    </w:p>
+    <w:p>
+      <w:pPr>
+        <w:pStyle w:val="ListParagraph"/>
+        <w:numPr>
+          <w:ilvl w:val="0"/>
+          <w:numId w:val="7"/>
+        </w:numPr>
+        <w:spacing w:after="0" w:line="240" w:lineRule="auto"/>
+        <w:rPr>
+          <w:sz w:val="20"/>
+          <w:szCs w:val="20"/>
+        </w:rPr>
+      </w:pPr>
+      <w:r>
+        <w:rPr>
+          <w:sz w:val="20"/>
+          <w:szCs w:val="20"/>
+        </w:rPr>
+        <w:t>OK Define Annotations</w:t>
+      </w:r>
+    </w:p>
+    <w:p>
+      <w:pPr>
+        <w:pStyle w:val="ListParagraph"/>
+        <w:numPr>
+          <w:ilvl w:val="0"/>
+          <w:numId w:val="7"/>
+        </w:numPr>
+        <w:spacing w:after="0" w:line="240" w:lineRule="auto"/>
+        <w:rPr>
+          <w:sz w:val="20"/>
+          <w:szCs w:val="20"/>
+        </w:rPr>
+      </w:pPr>
+      <w:r>
+        <w:rPr>
+          <w:sz w:val="20"/>
+          <w:szCs w:val="20"/>
+        </w:rPr>
+        <w:t>Select Result Files tab</w:t>
+      </w:r>
+    </w:p>
+    <w:p>
+      <w:pPr>
+        <w:pStyle w:val="ListParagraph"/>
+        <w:numPr>
+          <w:ilvl w:val="0"/>
+          <w:numId w:val="7"/>
+        </w:numPr>
+        <w:spacing w:after="0" w:line="240" w:lineRule="auto"/>
+        <w:rPr>
+          <w:sz w:val="20"/>
+          <w:szCs w:val="20"/>
+        </w:rPr>
+      </w:pPr>
+      <w:r>
+        <w:rPr>
+          <w:sz w:val="20"/>
+          <w:szCs w:val="20"/>
+        </w:rPr>
+        <w:t xml:space="preserve">Uncheck “Cohort and </w:t>
+      </w:r>
+      <w:proofErr w:type="spellStart"/>
+      <w:r>
+        <w:rPr>
+          <w:sz w:val="20"/>
+          <w:szCs w:val="20"/>
+        </w:rPr>
+        <w:t>SubjectID</w:t>
+      </w:r>
+      <w:proofErr w:type="spellEnd"/>
+      <w:r>
+        <w:rPr>
+          <w:sz w:val="20"/>
+          <w:szCs w:val="20"/>
+        </w:rPr>
+        <w:t>”</w:t>
+      </w:r>
+    </w:p>
+    <w:p>
+      <w:pPr>
+        <w:pStyle w:val="ListParagraph"/>
+        <w:numPr>
+          <w:ilvl w:val="0"/>
+          <w:numId w:val="7"/>
+        </w:numPr>
+        <w:spacing w:after="0" w:line="240" w:lineRule="auto"/>
+        <w:rPr>
+          <w:sz w:val="20"/>
+          <w:szCs w:val="20"/>
+        </w:rPr>
+      </w:pPr>
+      <w:r>
+        <w:rPr>
+          <w:sz w:val="20"/>
+          <w:szCs w:val="20"/>
+        </w:rPr>
+        <w:t>OK Document Settings dialog</w:t>
+      </w:r>
+    </w:p>
+    <w:p>
+      <w:pPr>
+        <w:spacing w:after="0" w:line="240" w:lineRule="auto"/>
+        <w:rPr>
+          <w:sz w:val="20"/>
+          <w:szCs w:val="20"/>
+        </w:rPr>
+      </w:pPr>
+      <w:r>
+        <w:rPr>
+          <w:sz w:val="20"/>
+          <w:szCs w:val="20"/>
+        </w:rPr>
+        <w:t>Looking at results in the Document Grid</w:t>
+      </w:r>
+    </w:p>
+    <w:p>
+      <w:pPr>
+        <w:pStyle w:val="ListParagraph"/>
+        <w:numPr>
+          <w:ilvl w:val="0"/>
+          <w:numId w:val="8"/>
+        </w:numPr>
+        <w:spacing w:after="0" w:line="240" w:lineRule="auto"/>
+        <w:rPr>
+          <w:sz w:val="20"/>
+          <w:szCs w:val="20"/>
+        </w:rPr>
+      </w:pPr>
+      <w:r>
+        <w:rPr>
+          <w:sz w:val="20"/>
+          <w:szCs w:val="20"/>
+        </w:rPr>
+        <w:t>Choose Peptides report</w:t>
+      </w:r>
+    </w:p>
+    <w:p>
+      <w:pPr>
+        <w:pStyle w:val="ListParagraph"/>
+        <w:numPr>
+          <w:ilvl w:val="0"/>
+          <w:numId w:val="8"/>
+        </w:numPr>
+        <w:spacing w:after="0" w:line="240" w:lineRule="auto"/>
+        <w:rPr>
+          <w:sz w:val="20"/>
+          <w:szCs w:val="20"/>
+        </w:rPr>
+      </w:pPr>
+      <w:r>
+        <w:rPr>
+          <w:sz w:val="20"/>
+          <w:szCs w:val="20"/>
+        </w:rPr>
+        <w:t>Customize Report</w:t>
+      </w:r>
+    </w:p>
+    <w:p>
+      <w:pPr>
+        <w:pStyle w:val="ListParagraph"/>
+        <w:numPr>
+          <w:ilvl w:val="0"/>
+          <w:numId w:val="8"/>
+        </w:numPr>
+        <w:spacing w:after="0" w:line="240" w:lineRule="auto"/>
+        <w:rPr>
+          <w:sz w:val="20"/>
+          <w:szCs w:val="20"/>
+        </w:rPr>
+      </w:pPr>
+      <w:r>
+        <w:rPr>
+          <w:sz w:val="20"/>
+          <w:szCs w:val="20"/>
+        </w:rPr>
         <w:lastRenderedPageBreak/>
-        <w:t xml:space="preserve">ID Property: </w:t>
+        <w:t>Remove columns from First Position to Peptide Note</w:t>
+      </w:r>
+    </w:p>
+    <w:p>
+      <w:pPr>
+        <w:pStyle w:val="ListParagraph"/>
+        <w:numPr>
+          <w:ilvl w:val="0"/>
+          <w:numId w:val="8"/>
+        </w:numPr>
+        <w:spacing w:after="0" w:line="240" w:lineRule="auto"/>
+        <w:rPr>
+          <w:sz w:val="20"/>
+          <w:szCs w:val="20"/>
+        </w:rPr>
+      </w:pPr>
+      <w:r>
+        <w:rPr>
+          <w:sz w:val="20"/>
+          <w:szCs w:val="20"/>
+        </w:rPr>
+        <w:t>Add “Total Area”</w:t>
+      </w:r>
+    </w:p>
+    <w:p>
+      <w:pPr>
+        <w:pStyle w:val="ListParagraph"/>
+        <w:numPr>
+          <w:ilvl w:val="0"/>
+          <w:numId w:val="8"/>
+        </w:numPr>
+        <w:spacing w:after="0" w:line="240" w:lineRule="auto"/>
+        <w:rPr>
+          <w:sz w:val="20"/>
+          <w:szCs w:val="20"/>
+        </w:rPr>
+      </w:pPr>
+      <w:r>
+        <w:rPr>
+          <w:sz w:val="20"/>
+          <w:szCs w:val="20"/>
+        </w:rPr>
+        <w:t>Use Up Arrow to move Standard Type before Total Area</w:t>
+      </w:r>
+    </w:p>
+    <w:p>
+      <w:pPr>
+        <w:pStyle w:val="ListParagraph"/>
+        <w:numPr>
+          <w:ilvl w:val="0"/>
+          <w:numId w:val="8"/>
+        </w:numPr>
+        <w:spacing w:after="0" w:line="240" w:lineRule="auto"/>
+        <w:rPr>
+          <w:sz w:val="20"/>
+          <w:szCs w:val="20"/>
+        </w:rPr>
+      </w:pPr>
+      <w:r>
+        <w:rPr>
+          <w:sz w:val="20"/>
+          <w:szCs w:val="20"/>
+        </w:rPr>
+        <w:t>Add “Replicates”</w:t>
+      </w:r>
+    </w:p>
+    <w:p>
+      <w:pPr>
+        <w:pStyle w:val="ListParagraph"/>
+        <w:numPr>
+          <w:ilvl w:val="0"/>
+          <w:numId w:val="8"/>
+        </w:numPr>
+        <w:spacing w:after="0" w:line="240" w:lineRule="auto"/>
+        <w:rPr>
+          <w:sz w:val="20"/>
+          <w:szCs w:val="20"/>
+        </w:rPr>
+      </w:pPr>
+      <w:r>
+        <w:rPr>
+          <w:sz w:val="20"/>
+          <w:szCs w:val="20"/>
+        </w:rPr>
+        <w:t>Set Report Name to Peptide Areas</w:t>
+      </w:r>
+    </w:p>
+    <w:p>
+      <w:pPr>
+        <w:pStyle w:val="ListParagraph"/>
+        <w:numPr>
+          <w:ilvl w:val="0"/>
+          <w:numId w:val="8"/>
+        </w:numPr>
+        <w:spacing w:after="0" w:line="240" w:lineRule="auto"/>
+        <w:rPr>
+          <w:sz w:val="20"/>
+          <w:szCs w:val="20"/>
+        </w:rPr>
+      </w:pPr>
+      <w:r>
+        <w:rPr>
+          <w:sz w:val="20"/>
+          <w:szCs w:val="20"/>
+        </w:rPr>
+        <w:t>OK Customize Report dialog</w:t>
+      </w:r>
+    </w:p>
+    <w:p>
+      <w:pPr>
+        <w:spacing w:after="0" w:line="240" w:lineRule="auto"/>
+        <w:rPr>
+          <w:sz w:val="20"/>
+          <w:szCs w:val="20"/>
+        </w:rPr>
+      </w:pPr>
+      <w:r>
+        <w:rPr>
+          <w:sz w:val="20"/>
+          <w:szCs w:val="20"/>
+        </w:rPr>
+        <w:t>Pivoting on Replicate Name</w:t>
+      </w:r>
+    </w:p>
+    <w:p>
+      <w:pPr>
+        <w:pStyle w:val="ListParagraph"/>
+        <w:numPr>
+          <w:ilvl w:val="0"/>
+          <w:numId w:val="9"/>
+        </w:numPr>
+        <w:spacing w:after="0" w:line="240" w:lineRule="auto"/>
+        <w:rPr>
+          <w:sz w:val="20"/>
+          <w:szCs w:val="20"/>
+        </w:rPr>
+      </w:pPr>
+      <w:r>
+        <w:rPr>
+          <w:sz w:val="20"/>
+          <w:szCs w:val="20"/>
+        </w:rPr>
+        <w:t>Edit Report</w:t>
+      </w:r>
+    </w:p>
+    <w:p>
+      <w:pPr>
+        <w:pStyle w:val="ListParagraph"/>
+        <w:numPr>
+          <w:ilvl w:val="0"/>
+          <w:numId w:val="9"/>
+        </w:numPr>
+        <w:spacing w:after="0" w:line="240" w:lineRule="auto"/>
+        <w:rPr>
+          <w:sz w:val="20"/>
+          <w:szCs w:val="20"/>
+        </w:rPr>
+      </w:pPr>
+      <w:r>
+        <w:rPr>
+          <w:sz w:val="20"/>
+          <w:szCs w:val="20"/>
+        </w:rPr>
+        <w:t>Click Pivot Replicate Name</w:t>
+      </w:r>
+    </w:p>
+    <w:p>
+      <w:pPr>
+        <w:pStyle w:val="ListParagraph"/>
+        <w:numPr>
+          <w:ilvl w:val="0"/>
+          <w:numId w:val="9"/>
+        </w:numPr>
+        <w:spacing w:after="0" w:line="240" w:lineRule="auto"/>
+        <w:rPr>
+          <w:sz w:val="20"/>
+          <w:szCs w:val="20"/>
+        </w:rPr>
+      </w:pPr>
+      <w:r>
+        <w:rPr>
+          <w:sz w:val="20"/>
+          <w:szCs w:val="20"/>
+        </w:rPr>
+        <w:t>OK</w:t>
+      </w:r>
+    </w:p>
+    <w:p>
+      <w:pPr>
+        <w:pStyle w:val="ListParagraph"/>
+        <w:numPr>
+          <w:ilvl w:val="0"/>
+          <w:numId w:val="9"/>
+        </w:numPr>
+        <w:spacing w:after="0" w:line="240" w:lineRule="auto"/>
+        <w:rPr>
+          <w:sz w:val="20"/>
+          <w:szCs w:val="20"/>
+        </w:rPr>
+      </w:pPr>
+      <w:r>
+        <w:rPr>
+          <w:sz w:val="20"/>
+          <w:szCs w:val="20"/>
+        </w:rPr>
+        <w:t>Make Document Grid wide</w:t>
+      </w:r>
+    </w:p>
+    <w:p>
+      <w:pPr>
+        <w:pStyle w:val="ListParagraph"/>
+        <w:numPr>
+          <w:ilvl w:val="0"/>
+          <w:numId w:val="9"/>
+        </w:numPr>
+        <w:spacing w:after="0" w:line="240" w:lineRule="auto"/>
+        <w:rPr>
+          <w:sz w:val="20"/>
+          <w:szCs w:val="20"/>
+        </w:rPr>
+      </w:pPr>
+      <w:r>
+        <w:rPr>
+          <w:sz w:val="20"/>
+          <w:szCs w:val="20"/>
+        </w:rPr>
+        <w:t>Click on first Peptide</w:t>
+      </w:r>
+    </w:p>
+    <w:p>
+      <w:pPr>
+        <w:pStyle w:val="ListParagraph"/>
+        <w:numPr>
+          <w:ilvl w:val="0"/>
+          <w:numId w:val="9"/>
+        </w:numPr>
+        <w:spacing w:after="0" w:line="240" w:lineRule="auto"/>
+        <w:rPr>
+          <w:sz w:val="20"/>
+          <w:szCs w:val="20"/>
+        </w:rPr>
+      </w:pPr>
+      <w:r>
+        <w:rPr>
+          <w:sz w:val="20"/>
+          <w:szCs w:val="20"/>
+        </w:rPr>
+        <w:t>View &gt; Peak Areas &gt; Replicate Comparison</w:t>
+      </w:r>
+    </w:p>
+    <w:p>
+      <w:pPr>
+        <w:pStyle w:val="ListParagraph"/>
+        <w:numPr>
+          <w:ilvl w:val="0"/>
+          <w:numId w:val="9"/>
+        </w:numPr>
+        <w:spacing w:after="0" w:line="240" w:lineRule="auto"/>
+        <w:rPr>
+          <w:sz w:val="20"/>
+          <w:szCs w:val="20"/>
+        </w:rPr>
+      </w:pPr>
+      <w:r>
+        <w:rPr>
+          <w:sz w:val="20"/>
+          <w:szCs w:val="20"/>
+        </w:rPr>
+        <w:t>See that numbers are the same</w:t>
+      </w:r>
+    </w:p>
+    <w:p>
+      <w:pPr>
+        <w:spacing w:after="0" w:line="240" w:lineRule="auto"/>
+        <w:rPr>
+          <w:sz w:val="20"/>
+          <w:szCs w:val="20"/>
+        </w:rPr>
+      </w:pPr>
+      <w:r>
+        <w:rPr>
+          <w:sz w:val="20"/>
+          <w:szCs w:val="20"/>
+        </w:rPr>
+        <w:t>Normalized Area column</w:t>
+      </w:r>
+    </w:p>
+    <w:p>
+      <w:pPr>
+        <w:pStyle w:val="ListParagraph"/>
+        <w:numPr>
+          <w:ilvl w:val="0"/>
+          <w:numId w:val="10"/>
+        </w:numPr>
+        <w:spacing w:after="0" w:line="240" w:lineRule="auto"/>
+        <w:rPr>
+          <w:sz w:val="20"/>
+          <w:szCs w:val="20"/>
+        </w:rPr>
+      </w:pPr>
+      <w:r>
+        <w:rPr>
+          <w:sz w:val="20"/>
+          <w:szCs w:val="20"/>
+        </w:rPr>
+        <w:t>Edit Report</w:t>
+      </w:r>
+    </w:p>
+    <w:p>
+      <w:pPr>
+        <w:pStyle w:val="ListParagraph"/>
+        <w:numPr>
+          <w:ilvl w:val="0"/>
+          <w:numId w:val="10"/>
+        </w:numPr>
+        <w:spacing w:after="0" w:line="240" w:lineRule="auto"/>
+        <w:rPr>
+          <w:sz w:val="20"/>
+          <w:szCs w:val="20"/>
+        </w:rPr>
+      </w:pPr>
+      <w:r>
+        <w:rPr>
+          <w:sz w:val="20"/>
+          <w:szCs w:val="20"/>
+        </w:rPr>
+        <w:t>Find Column “Normalized Area”</w:t>
+      </w:r>
+    </w:p>
+    <w:p>
+      <w:pPr>
+        <w:pStyle w:val="ListParagraph"/>
+        <w:numPr>
+          <w:ilvl w:val="0"/>
+          <w:numId w:val="10"/>
+        </w:numPr>
+        <w:spacing w:after="0" w:line="240" w:lineRule="auto"/>
+        <w:rPr>
+          <w:sz w:val="20"/>
+          <w:szCs w:val="20"/>
+        </w:rPr>
+      </w:pPr>
+      <w:r>
+        <w:rPr>
+          <w:sz w:val="20"/>
+          <w:szCs w:val="20"/>
+        </w:rPr>
+        <w:t>Add “Normalized Area”</w:t>
+      </w:r>
+    </w:p>
+    <w:p>
+      <w:pPr>
+        <w:pStyle w:val="ListParagraph"/>
+        <w:numPr>
+          <w:ilvl w:val="0"/>
+          <w:numId w:val="10"/>
+        </w:numPr>
+        <w:spacing w:after="0" w:line="240" w:lineRule="auto"/>
+        <w:rPr>
+          <w:sz w:val="20"/>
+          <w:szCs w:val="20"/>
+        </w:rPr>
+      </w:pPr>
+      <w:r>
+        <w:rPr>
+          <w:sz w:val="20"/>
+          <w:szCs w:val="20"/>
+        </w:rPr>
+        <w:t>OK</w:t>
+      </w:r>
+    </w:p>
+    <w:p>
+      <w:pPr>
+        <w:spacing w:after="0" w:line="240" w:lineRule="auto"/>
+        <w:rPr>
+          <w:sz w:val="20"/>
+          <w:szCs w:val="20"/>
+        </w:rPr>
+      </w:pPr>
+      <w:r>
+        <w:rPr>
+          <w:sz w:val="20"/>
+          <w:szCs w:val="20"/>
+        </w:rPr>
+        <w:t>Changing format on a column</w:t>
+      </w:r>
+    </w:p>
+    <w:p>
+      <w:pPr>
+        <w:pStyle w:val="ListParagraph"/>
+        <w:numPr>
+          <w:ilvl w:val="0"/>
+          <w:numId w:val="11"/>
+        </w:numPr>
+        <w:spacing w:after="0" w:line="240" w:lineRule="auto"/>
+        <w:rPr>
+          <w:sz w:val="20"/>
+          <w:szCs w:val="20"/>
+        </w:rPr>
+      </w:pPr>
+      <w:r>
+        <w:rPr>
+          <w:sz w:val="20"/>
+          <w:szCs w:val="20"/>
+        </w:rPr>
+        <w:t>Right-click on “D_102_REP1 Total Area” -&gt; Number Format</w:t>
+      </w:r>
+    </w:p>
+    <w:p>
+      <w:pPr>
+        <w:pStyle w:val="ListParagraph"/>
+        <w:numPr>
+          <w:ilvl w:val="0"/>
+          <w:numId w:val="11"/>
+        </w:numPr>
+        <w:spacing w:after="0" w:line="240" w:lineRule="auto"/>
+        <w:rPr>
+          <w:sz w:val="20"/>
+          <w:szCs w:val="20"/>
+        </w:rPr>
+      </w:pPr>
+      <w:r>
+        <w:rPr>
+          <w:sz w:val="20"/>
+          <w:szCs w:val="20"/>
+        </w:rPr>
+        <w:t>Choose “Scientific”</w:t>
+      </w:r>
+    </w:p>
+    <w:p>
+      <w:pPr>
+        <w:pStyle w:val="ListParagraph"/>
+        <w:numPr>
+          <w:ilvl w:val="0"/>
+          <w:numId w:val="11"/>
+        </w:numPr>
+        <w:spacing w:after="0" w:line="240" w:lineRule="auto"/>
+        <w:rPr>
+          <w:sz w:val="20"/>
+          <w:szCs w:val="20"/>
+        </w:rPr>
+      </w:pPr>
+      <w:r>
+        <w:rPr>
+          <w:sz w:val="20"/>
+          <w:szCs w:val="20"/>
+        </w:rPr>
+        <w:t>OK</w:t>
+      </w:r>
+    </w:p>
+    <w:p>
+      <w:pPr>
+        <w:spacing w:after="0" w:line="240" w:lineRule="auto"/>
+        <w:rPr>
+          <w:sz w:val="20"/>
+          <w:szCs w:val="20"/>
+        </w:rPr>
+      </w:pPr>
+      <w:r>
+        <w:rPr>
+          <w:sz w:val="20"/>
+          <w:szCs w:val="20"/>
+        </w:rPr>
+        <w:t>Warning message on Normalized Area column</w:t>
+      </w:r>
+    </w:p>
+    <w:p>
+      <w:pPr>
+        <w:pStyle w:val="ListParagraph"/>
+        <w:numPr>
+          <w:ilvl w:val="0"/>
+          <w:numId w:val="12"/>
+        </w:numPr>
+        <w:spacing w:after="0" w:line="240" w:lineRule="auto"/>
+        <w:rPr>
+          <w:sz w:val="20"/>
+          <w:szCs w:val="20"/>
+        </w:rPr>
+      </w:pPr>
+      <w:r>
+        <w:rPr>
+          <w:sz w:val="20"/>
+          <w:szCs w:val="20"/>
+        </w:rPr>
+        <w:t>Hover over red exclamation mark</w:t>
+      </w:r>
+    </w:p>
+    <w:p>
+      <w:pPr>
+        <w:pStyle w:val="ListParagraph"/>
+        <w:numPr>
+          <w:ilvl w:val="0"/>
+          <w:numId w:val="12"/>
+        </w:numPr>
+        <w:spacing w:after="0" w:line="240" w:lineRule="auto"/>
+        <w:rPr>
+          <w:sz w:val="20"/>
+          <w:szCs w:val="20"/>
+        </w:rPr>
+      </w:pPr>
+      <w:r>
+        <w:rPr>
+          <w:sz w:val="20"/>
+          <w:szCs w:val="20"/>
+        </w:rPr>
+        <w:t>Click on peptide and replicate</w:t>
+      </w:r>
+    </w:p>
+    <w:p>
+      <w:pPr>
+        <w:pStyle w:val="ListParagraph"/>
+        <w:numPr>
+          <w:ilvl w:val="0"/>
+          <w:numId w:val="12"/>
+        </w:numPr>
+        <w:spacing w:after="0" w:line="240" w:lineRule="auto"/>
+        <w:rPr>
+          <w:sz w:val="20"/>
+          <w:szCs w:val="20"/>
+        </w:rPr>
+      </w:pPr>
+      <w:r>
+        <w:rPr>
+          <w:sz w:val="20"/>
+          <w:szCs w:val="20"/>
+        </w:rPr>
+        <w:t>Look at chromatogram</w:t>
+      </w:r>
+    </w:p>
+    <w:p>
+      <w:pPr>
+        <w:spacing w:after="0" w:line="240" w:lineRule="auto"/>
+        <w:rPr>
+          <w:sz w:val="20"/>
+          <w:szCs w:val="20"/>
+        </w:rPr>
+      </w:pPr>
+      <w:r>
+        <w:rPr>
+          <w:sz w:val="20"/>
+          <w:szCs w:val="20"/>
+        </w:rPr>
+        <w:t>Sub-properties of Normalized Area column</w:t>
+      </w:r>
+    </w:p>
+    <w:p>
+      <w:pPr>
+        <w:pStyle w:val="ListParagraph"/>
+        <w:numPr>
+          <w:ilvl w:val="0"/>
+          <w:numId w:val="13"/>
+        </w:numPr>
+        <w:spacing w:after="0" w:line="240" w:lineRule="auto"/>
+        <w:rPr>
+          <w:sz w:val="20"/>
+          <w:szCs w:val="20"/>
+        </w:rPr>
+      </w:pPr>
+      <w:r>
+        <w:rPr>
+          <w:sz w:val="20"/>
+          <w:szCs w:val="20"/>
+        </w:rPr>
+        <w:t>Edit Report</w:t>
+      </w:r>
+    </w:p>
+    <w:p>
+      <w:pPr>
+        <w:pStyle w:val="ListParagraph"/>
+        <w:numPr>
+          <w:ilvl w:val="0"/>
+          <w:numId w:val="13"/>
+        </w:numPr>
+        <w:spacing w:after="0" w:line="240" w:lineRule="auto"/>
+        <w:rPr>
+          <w:sz w:val="20"/>
+          <w:szCs w:val="20"/>
+        </w:rPr>
+      </w:pPr>
+      <w:r>
+        <w:rPr>
+          <w:sz w:val="20"/>
+          <w:szCs w:val="20"/>
+        </w:rPr>
+        <w:t>Double-click Normalized Area column</w:t>
+      </w:r>
+    </w:p>
+    <w:p>
+      <w:pPr>
+        <w:pStyle w:val="ListParagraph"/>
+        <w:numPr>
+          <w:ilvl w:val="0"/>
+          <w:numId w:val="13"/>
+        </w:numPr>
+        <w:spacing w:after="0" w:line="240" w:lineRule="auto"/>
+        <w:rPr>
+          <w:sz w:val="20"/>
+          <w:szCs w:val="20"/>
+        </w:rPr>
+      </w:pPr>
+      <w:r>
+        <w:rPr>
+          <w:sz w:val="20"/>
+          <w:szCs w:val="20"/>
+        </w:rPr>
+        <w:t>Add Normalized Area Raw, Normalized Area Strict, Normalized Area Message</w:t>
+      </w:r>
+    </w:p>
+    <w:p>
+      <w:pPr>
+        <w:pStyle w:val="ListParagraph"/>
+        <w:numPr>
+          <w:ilvl w:val="0"/>
+          <w:numId w:val="13"/>
+        </w:numPr>
+        <w:spacing w:after="0" w:line="240" w:lineRule="auto"/>
+        <w:rPr>
+          <w:sz w:val="20"/>
+          <w:szCs w:val="20"/>
+        </w:rPr>
+      </w:pPr>
+      <w:r>
+        <w:rPr>
+          <w:sz w:val="20"/>
+          <w:szCs w:val="20"/>
+        </w:rPr>
+        <w:t>OK Customize Report dialog</w:t>
+      </w:r>
+    </w:p>
+    <w:p>
+      <w:pPr>
+        <w:pStyle w:val="ListParagraph"/>
+        <w:numPr>
+          <w:ilvl w:val="0"/>
+          <w:numId w:val="13"/>
+        </w:numPr>
+        <w:spacing w:after="0" w:line="240" w:lineRule="auto"/>
+        <w:rPr>
+          <w:sz w:val="20"/>
+          <w:szCs w:val="20"/>
+        </w:rPr>
+      </w:pPr>
+      <w:r>
+        <w:rPr>
+          <w:sz w:val="20"/>
+          <w:szCs w:val="20"/>
+        </w:rPr>
+        <w:t>Set that Normalized Area Strict is sometimes #N/A</w:t>
+      </w:r>
+    </w:p>
+    <w:p>
+      <w:pPr>
+        <w:pStyle w:val="ListParagraph"/>
+        <w:numPr>
+          <w:ilvl w:val="0"/>
+          <w:numId w:val="13"/>
+        </w:numPr>
+        <w:spacing w:after="0" w:line="240" w:lineRule="auto"/>
+        <w:rPr>
+          <w:sz w:val="20"/>
+          <w:szCs w:val="20"/>
+        </w:rPr>
+      </w:pPr>
+      <w:r>
+        <w:rPr>
+          <w:sz w:val="20"/>
+          <w:szCs w:val="20"/>
+        </w:rPr>
+        <w:t>Edit Report</w:t>
+      </w:r>
+    </w:p>
+    <w:p>
+      <w:pPr>
+        <w:pStyle w:val="ListParagraph"/>
+        <w:numPr>
+          <w:ilvl w:val="0"/>
+          <w:numId w:val="13"/>
+        </w:numPr>
+        <w:spacing w:after="0" w:line="240" w:lineRule="auto"/>
+        <w:rPr>
+          <w:sz w:val="20"/>
+          <w:szCs w:val="20"/>
+        </w:rPr>
+      </w:pPr>
+      <w:r>
+        <w:rPr>
+          <w:sz w:val="20"/>
+          <w:szCs w:val="20"/>
+        </w:rPr>
+        <w:t>Uncheck Pivot Replicate Name</w:t>
+      </w:r>
+    </w:p>
+    <w:p>
+      <w:pPr>
+        <w:pStyle w:val="ListParagraph"/>
+        <w:numPr>
+          <w:ilvl w:val="0"/>
+          <w:numId w:val="13"/>
+        </w:numPr>
+        <w:spacing w:after="0" w:line="240" w:lineRule="auto"/>
+        <w:rPr>
+          <w:sz w:val="20"/>
+          <w:szCs w:val="20"/>
+        </w:rPr>
+      </w:pPr>
+      <w:r>
+        <w:rPr>
+          <w:sz w:val="20"/>
+          <w:szCs w:val="20"/>
+        </w:rPr>
+        <w:t>OK Customize Report Dialog</w:t>
+      </w:r>
+    </w:p>
+    <w:p>
+      <w:pPr>
+        <w:spacing w:after="0" w:line="240" w:lineRule="auto"/>
+        <w:rPr>
+          <w:sz w:val="20"/>
+          <w:szCs w:val="20"/>
+        </w:rPr>
+      </w:pPr>
+      <w:r>
+        <w:rPr>
+          <w:sz w:val="20"/>
+          <w:szCs w:val="20"/>
+        </w:rPr>
+        <w:t>Calculating the average of a column of data</w:t>
+      </w:r>
+    </w:p>
+    <w:p>
+      <w:pPr>
+        <w:pStyle w:val="ListParagraph"/>
+        <w:numPr>
+          <w:ilvl w:val="0"/>
+          <w:numId w:val="14"/>
+        </w:numPr>
+        <w:spacing w:after="0" w:line="240" w:lineRule="auto"/>
+        <w:rPr>
+          <w:sz w:val="20"/>
+          <w:szCs w:val="20"/>
+        </w:rPr>
+      </w:pPr>
+      <w:r>
+        <w:rPr>
+          <w:sz w:val="20"/>
+          <w:szCs w:val="20"/>
+        </w:rPr>
+        <w:t>New Pivot</w:t>
+      </w:r>
+    </w:p>
+    <w:p>
+      <w:pPr>
+        <w:pStyle w:val="ListParagraph"/>
+        <w:numPr>
+          <w:ilvl w:val="0"/>
+          <w:numId w:val="14"/>
+        </w:numPr>
+        <w:spacing w:after="0" w:line="240" w:lineRule="auto"/>
+        <w:rPr>
+          <w:sz w:val="20"/>
+          <w:szCs w:val="20"/>
+        </w:rPr>
+      </w:pPr>
+      <w:r>
+        <w:rPr>
+          <w:sz w:val="20"/>
+          <w:szCs w:val="20"/>
+        </w:rPr>
+        <w:t>Select Normalized Area Strict and Normalized Area Raw</w:t>
+      </w:r>
+    </w:p>
+    <w:p>
+      <w:pPr>
+        <w:pStyle w:val="ListParagraph"/>
+        <w:numPr>
+          <w:ilvl w:val="0"/>
+          <w:numId w:val="14"/>
+        </w:numPr>
+        <w:spacing w:after="0" w:line="240" w:lineRule="auto"/>
+        <w:rPr>
+          <w:sz w:val="20"/>
+          <w:szCs w:val="20"/>
+        </w:rPr>
+      </w:pPr>
+      <w:r>
+        <w:rPr>
+          <w:sz w:val="20"/>
+          <w:szCs w:val="20"/>
+        </w:rPr>
+        <w:t>Add Mean Value</w:t>
+      </w:r>
+    </w:p>
+    <w:p>
+      <w:pPr>
+        <w:pStyle w:val="ListParagraph"/>
+        <w:numPr>
+          <w:ilvl w:val="0"/>
+          <w:numId w:val="14"/>
+        </w:numPr>
+        <w:spacing w:after="0" w:line="240" w:lineRule="auto"/>
+        <w:rPr>
+          <w:sz w:val="20"/>
+          <w:szCs w:val="20"/>
+        </w:rPr>
+      </w:pPr>
+      <w:r>
+        <w:rPr>
+          <w:sz w:val="20"/>
+          <w:szCs w:val="20"/>
+        </w:rPr>
+        <w:t>OK Pivot Editor</w:t>
+      </w:r>
+    </w:p>
+    <w:p>
+      <w:pPr>
+        <w:pStyle w:val="ListParagraph"/>
+        <w:numPr>
+          <w:ilvl w:val="0"/>
+          <w:numId w:val="14"/>
+        </w:numPr>
+        <w:spacing w:after="0" w:line="240" w:lineRule="auto"/>
+        <w:rPr>
+          <w:sz w:val="20"/>
+          <w:szCs w:val="20"/>
+        </w:rPr>
+      </w:pPr>
+      <w:r>
+        <w:rPr>
+          <w:sz w:val="20"/>
+          <w:szCs w:val="20"/>
+        </w:rPr>
+        <w:t>Result: one row where Normalized Area Strict is slightly larger than Normalized Area Raw</w:t>
+      </w:r>
+    </w:p>
+    <w:p>
+      <w:pPr>
+        <w:spacing w:after="0" w:line="240" w:lineRule="auto"/>
+        <w:rPr>
+          <w:sz w:val="20"/>
+          <w:szCs w:val="20"/>
+        </w:rPr>
+      </w:pPr>
+      <w:r>
+        <w:rPr>
+          <w:sz w:val="20"/>
+          <w:szCs w:val="20"/>
+        </w:rPr>
+        <w:t>Pivoting with rows and columns</w:t>
+      </w:r>
+    </w:p>
+    <w:p>
+      <w:pPr>
+        <w:pStyle w:val="ListParagraph"/>
+        <w:numPr>
+          <w:ilvl w:val="0"/>
+          <w:numId w:val="15"/>
+        </w:numPr>
+        <w:spacing w:after="0" w:line="240" w:lineRule="auto"/>
+        <w:rPr>
+          <w:sz w:val="20"/>
+          <w:szCs w:val="20"/>
+        </w:rPr>
+      </w:pPr>
+      <w:r>
+        <w:rPr>
+          <w:sz w:val="20"/>
+          <w:szCs w:val="20"/>
+        </w:rPr>
+        <w:t>Go back to “No Transforms”</w:t>
+      </w:r>
+    </w:p>
+    <w:p>
+      <w:pPr>
+        <w:pStyle w:val="ListParagraph"/>
+        <w:numPr>
+          <w:ilvl w:val="0"/>
+          <w:numId w:val="15"/>
+        </w:numPr>
+        <w:spacing w:after="0" w:line="240" w:lineRule="auto"/>
+        <w:rPr>
+          <w:sz w:val="20"/>
+          <w:szCs w:val="20"/>
+        </w:rPr>
+      </w:pPr>
+      <w:r>
+        <w:rPr>
+          <w:sz w:val="20"/>
+          <w:szCs w:val="20"/>
+        </w:rPr>
+        <w:t>Edit Report</w:t>
+      </w:r>
+    </w:p>
+    <w:p>
+      <w:pPr>
+        <w:pStyle w:val="ListParagraph"/>
+        <w:numPr>
+          <w:ilvl w:val="0"/>
+          <w:numId w:val="15"/>
+        </w:numPr>
+        <w:spacing w:after="0" w:line="240" w:lineRule="auto"/>
+        <w:rPr>
+          <w:sz w:val="20"/>
+          <w:szCs w:val="20"/>
+        </w:rPr>
+      </w:pPr>
+      <w:r>
+        <w:rPr>
+          <w:sz w:val="20"/>
+          <w:szCs w:val="20"/>
+        </w:rPr>
+        <w:t>Add “</w:t>
       </w:r>
       <w:proofErr w:type="spellStart"/>
       <w:r>
-        <w:t>SubjectID</w:t>
+        <w:rPr>
+          <w:sz w:val="20"/>
+          <w:szCs w:val="20"/>
+        </w:rPr>
+        <w:t>SampleID</w:t>
       </w:r>
       <w:proofErr w:type="spellEnd"/>
-    </w:p>
-    <w:p>
-      <w:pPr>
-        <w:pStyle w:val="ListParagraph"/>
-        <w:numPr>
-          <w:ilvl w:val="0"/>
-          <w:numId w:val="6"/>
-        </w:numPr>
-      </w:pPr>
-      <w:r>
-        <w:t>Name Property: Display Property</w:t>
-      </w:r>
-    </w:p>
-    <w:p>
-      <w:pPr>
-        <w:pStyle w:val="ListParagraph"/>
-        <w:numPr>
-          <w:ilvl w:val="0"/>
-          <w:numId w:val="6"/>
-        </w:numPr>
-      </w:pPr>
-      <w:r>
-        <w:t>Save</w:t>
-      </w:r>
-    </w:p>
-    <w:p>
-      <w:pPr>
-        <w:pStyle w:val="ListParagraph"/>
-        <w:numPr>
-          <w:ilvl w:val="0"/>
-          <w:numId w:val="6"/>
-        </w:numPr>
-      </w:pPr>
-      <w:r>
-        <w:t>OK Document Settings dialog</w:t>
-      </w:r>
-    </w:p>
-    <w:p>
-      <w:pPr>
-        <w:pStyle w:val="ListParagraph"/>
-        <w:numPr>
-          <w:ilvl w:val="0"/>
-          <w:numId w:val="6"/>
-        </w:numPr>
-      </w:pPr>
-      <w:r>
-        <w:t>View &gt; Live Reports &gt; Lists &gt; Samples</w:t>
-      </w:r>
-    </w:p>
-    <w:p>
-      <w:pPr>
-        <w:pStyle w:val="ListParagraph"/>
-        <w:numPr>
-          <w:ilvl w:val="0"/>
-          <w:numId w:val="6"/>
-        </w:numPr>
-      </w:pPr>
-      <w:r>
-        <w:t>File &gt; Open Containing Folder</w:t>
-      </w:r>
-    </w:p>
-    <w:p>
-      <w:pPr>
-        <w:pStyle w:val="ListParagraph"/>
-        <w:numPr>
-          <w:ilvl w:val="0"/>
-          <w:numId w:val="6"/>
-        </w:numPr>
-      </w:pPr>
-      <w:r>
-        <w:t>Open “SampleInfo.txt” in Notepad</w:t>
-      </w:r>
-    </w:p>
-    <w:p>
-      <w:pPr>
-        <w:pStyle w:val="ListParagraph"/>
-        <w:numPr>
-          <w:ilvl w:val="0"/>
-          <w:numId w:val="6"/>
-        </w:numPr>
-      </w:pPr>
-      <w:r>
-        <w:t>Copy everything except for the first row</w:t>
-      </w:r>
-    </w:p>
-    <w:p>
-      <w:pPr>
-        <w:pStyle w:val="ListParagraph"/>
-        <w:numPr>
-          <w:ilvl w:val="0"/>
-          <w:numId w:val="6"/>
-        </w:numPr>
-      </w:pPr>
-      <w:r>
-        <w:t>Paste into List</w:t>
-      </w:r>
-    </w:p>
-    <w:p>
-      <w:r>
-        <w:t>Changing annotation type</w:t>
-      </w:r>
-    </w:p>
-    <w:p>
-      <w:pPr>
-        <w:pStyle w:val="ListParagraph"/>
-        <w:numPr>
-          <w:ilvl w:val="0"/>
-          <w:numId w:val="7"/>
-        </w:numPr>
-      </w:pPr>
-      <w:r>
-        <w:t>Settings &gt; Document Settings</w:t>
-      </w:r>
-    </w:p>
-    <w:p>
-      <w:pPr>
-        <w:pStyle w:val="ListParagraph"/>
-        <w:numPr>
-          <w:ilvl w:val="0"/>
-          <w:numId w:val="7"/>
-        </w:numPr>
-      </w:pPr>
-      <w:r>
-        <w:t>On Annotations Tab: Edit List</w:t>
-      </w:r>
-    </w:p>
-    <w:p>
-      <w:pPr>
-        <w:pStyle w:val="ListParagraph"/>
-        <w:numPr>
-          <w:ilvl w:val="0"/>
-          <w:numId w:val="7"/>
-        </w:numPr>
-      </w:pPr>
-      <w:r>
-        <w:t xml:space="preserve">Select </w:t>
+      <w:r>
+        <w:rPr>
+          <w:sz w:val="20"/>
+          <w:szCs w:val="20"/>
+        </w:rPr>
+        <w:t>” column</w:t>
+      </w:r>
+    </w:p>
+    <w:p>
+      <w:pPr>
+        <w:pStyle w:val="ListParagraph"/>
+        <w:numPr>
+          <w:ilvl w:val="0"/>
+          <w:numId w:val="15"/>
+        </w:numPr>
+        <w:spacing w:after="0" w:line="240" w:lineRule="auto"/>
+        <w:rPr>
+          <w:sz w:val="20"/>
+          <w:szCs w:val="20"/>
+        </w:rPr>
+      </w:pPr>
+      <w:r>
+        <w:rPr>
+          <w:sz w:val="20"/>
+          <w:szCs w:val="20"/>
+        </w:rPr>
+        <w:t>OK Customize Report dialog</w:t>
+      </w:r>
+    </w:p>
+    <w:p>
+      <w:pPr>
+        <w:pStyle w:val="ListParagraph"/>
+        <w:numPr>
+          <w:ilvl w:val="0"/>
+          <w:numId w:val="15"/>
+        </w:numPr>
+        <w:spacing w:after="0" w:line="240" w:lineRule="auto"/>
+        <w:rPr>
+          <w:sz w:val="20"/>
+          <w:szCs w:val="20"/>
+        </w:rPr>
+      </w:pPr>
+      <w:r>
+        <w:rPr>
+          <w:sz w:val="20"/>
+          <w:szCs w:val="20"/>
+        </w:rPr>
+        <w:t>Pivot Editor</w:t>
+      </w:r>
+    </w:p>
+    <w:p>
+      <w:pPr>
+        <w:pStyle w:val="ListParagraph"/>
+        <w:numPr>
+          <w:ilvl w:val="0"/>
+          <w:numId w:val="15"/>
+        </w:numPr>
+        <w:spacing w:after="0" w:line="240" w:lineRule="auto"/>
+        <w:rPr>
+          <w:sz w:val="20"/>
+          <w:szCs w:val="20"/>
+        </w:rPr>
+      </w:pPr>
+      <w:r>
+        <w:rPr>
+          <w:sz w:val="20"/>
+          <w:szCs w:val="20"/>
+        </w:rPr>
+        <w:t>Row Header-&gt; Peptide</w:t>
+      </w:r>
+    </w:p>
+    <w:p>
+      <w:pPr>
+        <w:pStyle w:val="ListParagraph"/>
+        <w:numPr>
+          <w:ilvl w:val="0"/>
+          <w:numId w:val="15"/>
+        </w:numPr>
+        <w:spacing w:after="0" w:line="240" w:lineRule="auto"/>
+        <w:rPr>
+          <w:sz w:val="20"/>
+          <w:szCs w:val="20"/>
+        </w:rPr>
+      </w:pPr>
+      <w:r>
+        <w:rPr>
+          <w:sz w:val="20"/>
+          <w:szCs w:val="20"/>
+        </w:rPr>
+        <w:t xml:space="preserve">Column Header -&gt; </w:t>
       </w:r>
       <w:proofErr w:type="spellStart"/>
       <w:r>
-        <w:t>SubjectID</w:t>
+        <w:rPr>
+          <w:sz w:val="20"/>
+          <w:szCs w:val="20"/>
+        </w:rPr>
+        <w:t>SampleID</w:t>
       </w:r>
       <w:proofErr w:type="spellEnd"/>
     </w:p>
@@ -580,196 +2338,241 @@
         <w:pStyle w:val="ListParagraph"/>
         <w:numPr>
           <w:ilvl w:val="0"/>
-          <w:numId w:val="7"/>
-        </w:numPr>
-      </w:pPr>
-      <w:r>
-        <w:t>Edit</w:t>
-      </w:r>
-    </w:p>
-    <w:p>
-      <w:pPr>
-        <w:pStyle w:val="ListParagraph"/>
-        <w:numPr>
-          <w:ilvl w:val="0"/>
-          <w:numId w:val="7"/>
-        </w:numPr>
-      </w:pPr>
-      <w:r>
-        <w:t>Change Type to “Lookup: Samples”</w:t>
-      </w:r>
-    </w:p>
-    <w:p>
-      <w:pPr>
-        <w:pStyle w:val="ListParagraph"/>
-        <w:numPr>
-          <w:ilvl w:val="0"/>
-          <w:numId w:val="7"/>
-        </w:numPr>
-      </w:pPr>
-      <w:r>
-        <w:t>OK Define Annotation</w:t>
-      </w:r>
-    </w:p>
-    <w:p>
-      <w:pPr>
-        <w:pStyle w:val="ListParagraph"/>
-        <w:numPr>
-          <w:ilvl w:val="0"/>
-          <w:numId w:val="7"/>
-        </w:numPr>
-      </w:pPr>
-      <w:r>
-        <w:t>OK Define Annotations</w:t>
-      </w:r>
-    </w:p>
-    <w:p>
-      <w:pPr>
-        <w:pStyle w:val="ListParagraph"/>
-        <w:numPr>
-          <w:ilvl w:val="0"/>
-          <w:numId w:val="7"/>
-        </w:numPr>
-      </w:pPr>
-      <w:r>
-        <w:t>Select Result Files tab</w:t>
-      </w:r>
-    </w:p>
-    <w:p>
-      <w:pPr>
-        <w:pStyle w:val="ListParagraph"/>
-        <w:numPr>
-          <w:ilvl w:val="0"/>
-          <w:numId w:val="7"/>
-        </w:numPr>
-      </w:pPr>
-      <w:r>
-        <w:t xml:space="preserve">Uncheck “Cohort and </w:t>
-      </w:r>
-      <w:proofErr w:type="spellStart"/>
-      <w:r>
-        <w:t>SubjectID</w:t>
-      </w:r>
-      <w:proofErr w:type="spellEnd"/>
-      <w:r>
-        <w:t>”</w:t>
-      </w:r>
-    </w:p>
-    <w:p>
-      <w:pPr>
-        <w:pStyle w:val="ListParagraph"/>
-        <w:numPr>
-          <w:ilvl w:val="0"/>
-          <w:numId w:val="7"/>
-        </w:numPr>
-      </w:pPr>
-      <w:r>
-        <w:t>OK Document Settings dialog</w:t>
-      </w:r>
-    </w:p>
-    <w:p>
-      <w:r>
-        <w:t>Looking at results in the Document Grid</w:t>
-      </w:r>
-    </w:p>
-    <w:p>
-      <w:pPr>
-        <w:pStyle w:val="ListParagraph"/>
-        <w:numPr>
-          <w:ilvl w:val="0"/>
-          <w:numId w:val="8"/>
-        </w:numPr>
-      </w:pPr>
-      <w:r>
-        <w:t>Choose Peptides report</w:t>
-      </w:r>
-    </w:p>
-    <w:p>
-      <w:pPr>
-        <w:pStyle w:val="ListParagraph"/>
-        <w:numPr>
-          <w:ilvl w:val="0"/>
-          <w:numId w:val="8"/>
-        </w:numPr>
-      </w:pPr>
-      <w:r>
-        <w:t>Customize Report</w:t>
-      </w:r>
-    </w:p>
-    <w:p>
-      <w:pPr>
-        <w:pStyle w:val="ListParagraph"/>
-        <w:numPr>
-          <w:ilvl w:val="0"/>
-          <w:numId w:val="8"/>
-        </w:numPr>
-      </w:pPr>
-      <w:r>
-        <w:t>Remove columns from First Position to Peptide Note</w:t>
-      </w:r>
-    </w:p>
-    <w:p>
-      <w:pPr>
-        <w:pStyle w:val="ListParagraph"/>
-        <w:numPr>
-          <w:ilvl w:val="0"/>
-          <w:numId w:val="8"/>
-        </w:numPr>
-      </w:pPr>
-      <w:r>
-        <w:t>Add “Total Area”</w:t>
-      </w:r>
-    </w:p>
-    <w:p>
-      <w:pPr>
-        <w:pStyle w:val="ListParagraph"/>
-        <w:numPr>
-          <w:ilvl w:val="0"/>
-          <w:numId w:val="8"/>
-        </w:numPr>
-      </w:pPr>
-      <w:r>
-        <w:t>Use Up Arrow to move Standard Type before Total Area</w:t>
-      </w:r>
-    </w:p>
-    <w:p>
-      <w:pPr>
-        <w:pStyle w:val="ListParagraph"/>
-        <w:numPr>
-          <w:ilvl w:val="0"/>
-          <w:numId w:val="8"/>
-        </w:numPr>
-      </w:pPr>
-      <w:r>
-        <w:t>Add “Replicates”</w:t>
-      </w:r>
-    </w:p>
-    <w:p>
-      <w:pPr>
-        <w:pStyle w:val="ListParagraph"/>
-        <w:numPr>
-          <w:ilvl w:val="0"/>
-          <w:numId w:val="8"/>
-        </w:numPr>
-      </w:pPr>
-      <w:r>
-        <w:t>OK Customize Report dialog</w:t>
-      </w:r>
-    </w:p>
-    <w:p>
-      <w:r>
-        <w:t>Pivoting on Replicate Name</w:t>
-      </w:r>
-    </w:p>
-    <w:p>
-      <w:pPr>
-        <w:pStyle w:val="ListParagraph"/>
-        <w:numPr>
-          <w:ilvl w:val="0"/>
-          <w:numId w:val="9"/>
-        </w:numPr>
-      </w:pPr>
-      <w:r>
+          <w:numId w:val="15"/>
+        </w:numPr>
+        <w:spacing w:after="0" w:line="240" w:lineRule="auto"/>
+        <w:rPr>
+          <w:sz w:val="20"/>
+          <w:szCs w:val="20"/>
+        </w:rPr>
+      </w:pPr>
+      <w:r>
+        <w:rPr>
+          <w:sz w:val="20"/>
+          <w:szCs w:val="20"/>
+        </w:rPr>
+        <w:t>Add Coefficient of Variation Normalized Area Raw</w:t>
+      </w:r>
+    </w:p>
+    <w:p>
+      <w:pPr>
+        <w:pStyle w:val="ListParagraph"/>
+        <w:numPr>
+          <w:ilvl w:val="0"/>
+          <w:numId w:val="15"/>
+        </w:numPr>
+        <w:spacing w:after="0" w:line="240" w:lineRule="auto"/>
+        <w:rPr>
+          <w:sz w:val="20"/>
+          <w:szCs w:val="20"/>
+        </w:rPr>
+      </w:pPr>
+      <w:r>
+        <w:rPr>
+          <w:sz w:val="20"/>
+          <w:szCs w:val="20"/>
+        </w:rPr>
+        <w:t>OK Pivot Editor</w:t>
+      </w:r>
+    </w:p>
+    <w:p>
+      <w:pPr>
+        <w:pStyle w:val="ListParagraph"/>
+        <w:numPr>
+          <w:ilvl w:val="0"/>
+          <w:numId w:val="15"/>
+        </w:numPr>
+        <w:spacing w:after="0" w:line="240" w:lineRule="auto"/>
+        <w:rPr>
+          <w:sz w:val="20"/>
+          <w:szCs w:val="20"/>
+        </w:rPr>
+      </w:pPr>
+      <w:r>
+        <w:rPr>
+          <w:sz w:val="20"/>
+          <w:szCs w:val="20"/>
+        </w:rPr>
+        <w:t>Sort Ascending Drizzle CV Normalized Area Raw: Look at Peak Area Replicate Comparison</w:t>
+      </w:r>
+    </w:p>
+    <w:p>
+      <w:pPr>
+        <w:pStyle w:val="ListParagraph"/>
+        <w:numPr>
+          <w:ilvl w:val="0"/>
+          <w:numId w:val="15"/>
+        </w:numPr>
+        <w:spacing w:after="0" w:line="240" w:lineRule="auto"/>
+        <w:rPr>
+          <w:sz w:val="20"/>
+          <w:szCs w:val="20"/>
+        </w:rPr>
+      </w:pPr>
+      <w:r>
+        <w:rPr>
+          <w:sz w:val="20"/>
+          <w:szCs w:val="20"/>
+        </w:rPr>
+        <w:t>Sort Descending; Look at Peak Area Replicate Comparison again</w:t>
+      </w:r>
+    </w:p>
+    <w:p>
+      <w:pPr>
+        <w:spacing w:after="0" w:line="240" w:lineRule="auto"/>
+        <w:rPr>
+          <w:sz w:val="20"/>
+          <w:szCs w:val="20"/>
+        </w:rPr>
+      </w:pPr>
+      <w:r>
+        <w:rPr>
+          <w:sz w:val="20"/>
+          <w:szCs w:val="20"/>
+        </w:rPr>
+        <w:t>Changing Normalization Method</w:t>
+      </w:r>
+    </w:p>
+    <w:p>
+      <w:pPr>
+        <w:pStyle w:val="ListParagraph"/>
+        <w:numPr>
+          <w:ilvl w:val="0"/>
+          <w:numId w:val="16"/>
+        </w:numPr>
+        <w:spacing w:after="0" w:line="240" w:lineRule="auto"/>
+        <w:rPr>
+          <w:sz w:val="20"/>
+          <w:szCs w:val="20"/>
+        </w:rPr>
+      </w:pPr>
+      <w:r>
+        <w:rPr>
+          <w:sz w:val="20"/>
+          <w:szCs w:val="20"/>
+        </w:rPr>
+        <w:t>Settings &gt; Peptide Settings &gt; Quantification</w:t>
+      </w:r>
+    </w:p>
+    <w:p>
+      <w:pPr>
+        <w:pStyle w:val="ListParagraph"/>
+        <w:numPr>
+          <w:ilvl w:val="0"/>
+          <w:numId w:val="16"/>
+        </w:numPr>
+        <w:spacing w:after="0" w:line="240" w:lineRule="auto"/>
+        <w:rPr>
+          <w:sz w:val="20"/>
+          <w:szCs w:val="20"/>
+        </w:rPr>
+      </w:pPr>
+      <w:r>
+        <w:rPr>
+          <w:sz w:val="20"/>
+          <w:szCs w:val="20"/>
+        </w:rPr>
+        <w:t>Normalization Method: Ratio to global standards</w:t>
+      </w:r>
+    </w:p>
+    <w:p>
+      <w:pPr>
+        <w:pStyle w:val="ListParagraph"/>
+        <w:numPr>
+          <w:ilvl w:val="0"/>
+          <w:numId w:val="16"/>
+        </w:numPr>
+        <w:spacing w:after="0" w:line="240" w:lineRule="auto"/>
+        <w:rPr>
+          <w:sz w:val="20"/>
+          <w:szCs w:val="20"/>
+        </w:rPr>
+      </w:pPr>
+      <w:r>
+        <w:rPr>
+          <w:sz w:val="20"/>
+          <w:szCs w:val="20"/>
+        </w:rPr>
+        <w:t>OK Peptide Settings</w:t>
+      </w:r>
+    </w:p>
+    <w:p>
+      <w:pPr>
+        <w:pStyle w:val="ListParagraph"/>
+        <w:numPr>
+          <w:ilvl w:val="0"/>
+          <w:numId w:val="16"/>
+        </w:numPr>
+        <w:spacing w:after="0" w:line="240" w:lineRule="auto"/>
+        <w:rPr>
+          <w:sz w:val="20"/>
+          <w:szCs w:val="20"/>
+        </w:rPr>
+      </w:pPr>
+      <w:r>
+        <w:rPr>
+          <w:sz w:val="20"/>
+          <w:szCs w:val="20"/>
+        </w:rPr>
+        <w:lastRenderedPageBreak/>
+        <w:t>Sort on Drizzle CV Normalized Area Raw ascending</w:t>
+      </w:r>
+    </w:p>
+    <w:p>
+      <w:pPr>
+        <w:pStyle w:val="ListParagraph"/>
+        <w:numPr>
+          <w:ilvl w:val="0"/>
+          <w:numId w:val="16"/>
+        </w:numPr>
+        <w:spacing w:after="0" w:line="240" w:lineRule="auto"/>
+        <w:rPr>
+          <w:sz w:val="20"/>
+          <w:szCs w:val="20"/>
+        </w:rPr>
+      </w:pPr>
+      <w:r>
+        <w:rPr>
+          <w:sz w:val="20"/>
+          <w:szCs w:val="20"/>
+        </w:rPr>
+        <w:t>First row has zeroes</w:t>
+      </w:r>
+    </w:p>
+    <w:p>
+      <w:pPr>
+        <w:spacing w:after="0" w:line="240" w:lineRule="auto"/>
+        <w:rPr>
+          <w:sz w:val="20"/>
+          <w:szCs w:val="20"/>
+        </w:rPr>
+      </w:pPr>
+      <w:r>
+        <w:rPr>
+          <w:sz w:val="20"/>
+          <w:szCs w:val="20"/>
+        </w:rPr>
+        <w:t>Adding filter to a report definition</w:t>
+      </w:r>
+    </w:p>
+    <w:p>
+      <w:pPr>
+        <w:pStyle w:val="ListParagraph"/>
+        <w:numPr>
+          <w:ilvl w:val="0"/>
+          <w:numId w:val="17"/>
+        </w:numPr>
+        <w:spacing w:after="0" w:line="240" w:lineRule="auto"/>
+        <w:rPr>
+          <w:sz w:val="20"/>
+          <w:szCs w:val="20"/>
+        </w:rPr>
+      </w:pPr>
+      <w:r>
+        <w:rPr>
+          <w:sz w:val="20"/>
+          <w:szCs w:val="20"/>
+        </w:rPr>
         <w:t>Edit Report</w:t>
       </w:r>
     </w:p>
@@ -778,669 +2581,732 @@
         <w:pStyle w:val="ListParagraph"/>
         <w:numPr>
           <w:ilvl w:val="0"/>
-          <w:numId w:val="9"/>
-        </w:numPr>
-      </w:pPr>
-      <w:r>
-        <w:t>Click Pivot Replicate Name</w:t>
-      </w:r>
-    </w:p>
-    <w:p>
-      <w:pPr>
-        <w:pStyle w:val="ListParagraph"/>
-        <w:numPr>
-          <w:ilvl w:val="0"/>
-          <w:numId w:val="9"/>
-        </w:numPr>
-      </w:pPr>
-      <w:r>
+          <w:numId w:val="17"/>
+        </w:numPr>
+        <w:spacing w:after="0" w:line="240" w:lineRule="auto"/>
+        <w:rPr>
+          <w:sz w:val="20"/>
+          <w:szCs w:val="20"/>
+        </w:rPr>
+      </w:pPr>
+      <w:r>
+        <w:rPr>
+          <w:sz w:val="20"/>
+          <w:szCs w:val="20"/>
+        </w:rPr>
+        <w:t>Double-click Standard Type</w:t>
+      </w:r>
+    </w:p>
+    <w:p>
+      <w:pPr>
+        <w:pStyle w:val="ListParagraph"/>
+        <w:numPr>
+          <w:ilvl w:val="0"/>
+          <w:numId w:val="17"/>
+        </w:numPr>
+        <w:spacing w:after="0" w:line="240" w:lineRule="auto"/>
+        <w:rPr>
+          <w:sz w:val="20"/>
+          <w:szCs w:val="20"/>
+        </w:rPr>
+      </w:pPr>
+      <w:r>
+        <w:rPr>
+          <w:sz w:val="20"/>
+          <w:szCs w:val="20"/>
+        </w:rPr>
+        <w:t>Filter Tab</w:t>
+      </w:r>
+    </w:p>
+    <w:p>
+      <w:pPr>
+        <w:pStyle w:val="ListParagraph"/>
+        <w:numPr>
+          <w:ilvl w:val="0"/>
+          <w:numId w:val="17"/>
+        </w:numPr>
+        <w:spacing w:after="0" w:line="240" w:lineRule="auto"/>
+        <w:rPr>
+          <w:sz w:val="20"/>
+          <w:szCs w:val="20"/>
+        </w:rPr>
+      </w:pPr>
+      <w:r>
+        <w:rPr>
+          <w:sz w:val="20"/>
+          <w:szCs w:val="20"/>
+        </w:rPr>
+        <w:t>Add</w:t>
+      </w:r>
+    </w:p>
+    <w:p>
+      <w:pPr>
+        <w:pStyle w:val="ListParagraph"/>
+        <w:numPr>
+          <w:ilvl w:val="0"/>
+          <w:numId w:val="17"/>
+        </w:numPr>
+        <w:spacing w:after="0" w:line="240" w:lineRule="auto"/>
+        <w:rPr>
+          <w:sz w:val="20"/>
+          <w:szCs w:val="20"/>
+        </w:rPr>
+      </w:pPr>
+      <w:r>
+        <w:rPr>
+          <w:sz w:val="20"/>
+          <w:szCs w:val="20"/>
+        </w:rPr>
+        <w:t>Operation: Is Blank</w:t>
+      </w:r>
+    </w:p>
+    <w:p>
+      <w:pPr>
+        <w:pStyle w:val="ListParagraph"/>
+        <w:numPr>
+          <w:ilvl w:val="0"/>
+          <w:numId w:val="17"/>
+        </w:numPr>
+        <w:spacing w:after="0" w:line="240" w:lineRule="auto"/>
+        <w:rPr>
+          <w:sz w:val="20"/>
+          <w:szCs w:val="20"/>
+        </w:rPr>
+      </w:pPr>
+      <w:r>
+        <w:rPr>
+          <w:sz w:val="20"/>
+          <w:szCs w:val="20"/>
+        </w:rPr>
+        <w:t>OK Customize Filter dialog</w:t>
+      </w:r>
+    </w:p>
+    <w:p>
+      <w:pPr>
+        <w:pStyle w:val="ListParagraph"/>
+        <w:numPr>
+          <w:ilvl w:val="0"/>
+          <w:numId w:val="17"/>
+        </w:numPr>
+        <w:spacing w:after="0" w:line="240" w:lineRule="auto"/>
+        <w:rPr>
+          <w:sz w:val="20"/>
+          <w:szCs w:val="20"/>
+        </w:rPr>
+      </w:pPr>
+      <w:r>
+        <w:rPr>
+          <w:sz w:val="20"/>
+          <w:szCs w:val="20"/>
+        </w:rPr>
+        <w:t>See that first row has been removed</w:t>
+      </w:r>
+    </w:p>
+    <w:p>
+      <w:pPr>
+        <w:spacing w:after="0" w:line="240" w:lineRule="auto"/>
+        <w:rPr>
+          <w:sz w:val="20"/>
+          <w:szCs w:val="20"/>
+        </w:rPr>
+      </w:pPr>
+      <w:r>
+        <w:rPr>
+          <w:sz w:val="20"/>
+          <w:szCs w:val="20"/>
+        </w:rPr>
+        <w:t>Adding a Group Comparison</w:t>
+      </w:r>
+    </w:p>
+    <w:p>
+      <w:pPr>
+        <w:pStyle w:val="ListParagraph"/>
+        <w:numPr>
+          <w:ilvl w:val="0"/>
+          <w:numId w:val="18"/>
+        </w:numPr>
+        <w:spacing w:after="0" w:line="240" w:lineRule="auto"/>
+        <w:rPr>
+          <w:sz w:val="20"/>
+          <w:szCs w:val="20"/>
+        </w:rPr>
+      </w:pPr>
+      <w:r>
+        <w:rPr>
+          <w:sz w:val="20"/>
+          <w:szCs w:val="20"/>
+        </w:rPr>
+        <w:t>View &gt; Live Reports &gt; Group Comparisons &gt; Add</w:t>
+      </w:r>
+    </w:p>
+    <w:p>
+      <w:pPr>
+        <w:pStyle w:val="ListParagraph"/>
+        <w:numPr>
+          <w:ilvl w:val="0"/>
+          <w:numId w:val="18"/>
+        </w:numPr>
+        <w:spacing w:after="0" w:line="240" w:lineRule="auto"/>
+        <w:rPr>
+          <w:sz w:val="20"/>
+          <w:szCs w:val="20"/>
+        </w:rPr>
+      </w:pPr>
+      <w:r>
+        <w:rPr>
+          <w:sz w:val="20"/>
+          <w:szCs w:val="20"/>
+        </w:rPr>
+        <w:t>Name: Peptide Group Comparison</w:t>
+      </w:r>
+      <w:r>
+        <w:rPr>
+          <w:sz w:val="20"/>
+          <w:szCs w:val="20"/>
+        </w:rPr>
+        <w:br/>
+        <w:t>Control Group Annotation: Cohort</w:t>
+      </w:r>
+      <w:r>
+        <w:rPr>
+          <w:sz w:val="20"/>
+          <w:szCs w:val="20"/>
+        </w:rPr>
+        <w:br/>
+        <w:t>Control Group Value: Healthy</w:t>
+      </w:r>
+      <w:r>
+        <w:rPr>
+          <w:sz w:val="20"/>
+          <w:szCs w:val="20"/>
+        </w:rPr>
+        <w:br/>
+        <w:t>Value to compare against: Diseased</w:t>
+      </w:r>
+      <w:r>
+        <w:rPr>
+          <w:sz w:val="20"/>
+          <w:szCs w:val="20"/>
+        </w:rPr>
+        <w:br/>
+        <w:t>Identity Annotation: Sample ID</w:t>
+      </w:r>
+      <w:r>
+        <w:rPr>
+          <w:sz w:val="20"/>
+          <w:szCs w:val="20"/>
+        </w:rPr>
+        <w:br/>
+        <w:t>Normalization Method: Default</w:t>
+      </w:r>
+    </w:p>
+    <w:p>
+      <w:pPr>
+        <w:pStyle w:val="ListParagraph"/>
+        <w:numPr>
+          <w:ilvl w:val="0"/>
+          <w:numId w:val="18"/>
+        </w:numPr>
+        <w:spacing w:after="0" w:line="240" w:lineRule="auto"/>
+        <w:rPr>
+          <w:sz w:val="20"/>
+          <w:szCs w:val="20"/>
+        </w:rPr>
+      </w:pPr>
+      <w:r>
+        <w:rPr>
+          <w:sz w:val="20"/>
+          <w:szCs w:val="20"/>
+        </w:rPr>
+        <w:t>Click OK</w:t>
+      </w:r>
+    </w:p>
+    <w:p>
+      <w:pPr>
+        <w:pStyle w:val="ListParagraph"/>
+        <w:numPr>
+          <w:ilvl w:val="0"/>
+          <w:numId w:val="18"/>
+        </w:numPr>
+        <w:spacing w:after="0" w:line="240" w:lineRule="auto"/>
+        <w:rPr>
+          <w:sz w:val="20"/>
+          <w:szCs w:val="20"/>
+        </w:rPr>
+      </w:pPr>
+      <w:r>
+        <w:rPr>
+          <w:sz w:val="20"/>
+          <w:szCs w:val="20"/>
+        </w:rPr>
+        <w:t>View &gt; Live Reports &gt; Group Comparisons &gt; Peptide Group Comparison</w:t>
+      </w:r>
+    </w:p>
+    <w:p>
+      <w:pPr>
+        <w:pStyle w:val="ListParagraph"/>
+        <w:numPr>
+          <w:ilvl w:val="0"/>
+          <w:numId w:val="18"/>
+        </w:numPr>
+        <w:spacing w:after="0" w:line="240" w:lineRule="auto"/>
+        <w:rPr>
+          <w:sz w:val="20"/>
+          <w:szCs w:val="20"/>
+        </w:rPr>
+      </w:pPr>
+      <w:r>
+        <w:rPr>
+          <w:sz w:val="20"/>
+          <w:szCs w:val="20"/>
+        </w:rPr>
+        <w:t>Bar Graph</w:t>
+      </w:r>
+    </w:p>
+    <w:p>
+      <w:pPr>
+        <w:pStyle w:val="ListParagraph"/>
+        <w:numPr>
+          <w:ilvl w:val="0"/>
+          <w:numId w:val="18"/>
+        </w:numPr>
+        <w:spacing w:after="0" w:line="240" w:lineRule="auto"/>
+        <w:rPr>
+          <w:sz w:val="20"/>
+          <w:szCs w:val="20"/>
+        </w:rPr>
+      </w:pPr>
+      <w:r>
+        <w:rPr>
+          <w:sz w:val="20"/>
+          <w:szCs w:val="20"/>
+        </w:rPr>
+        <w:t>Sort by fold change ascending</w:t>
+      </w:r>
+    </w:p>
+    <w:p>
+      <w:pPr>
+        <w:pStyle w:val="ListParagraph"/>
+        <w:numPr>
+          <w:ilvl w:val="0"/>
+          <w:numId w:val="18"/>
+        </w:numPr>
+        <w:spacing w:after="0" w:line="240" w:lineRule="auto"/>
+        <w:rPr>
+          <w:sz w:val="20"/>
+          <w:szCs w:val="20"/>
+        </w:rPr>
+      </w:pPr>
+      <w:r>
+        <w:rPr>
+          <w:sz w:val="20"/>
+          <w:szCs w:val="20"/>
+        </w:rPr>
+        <w:t>Click on first peptide</w:t>
+      </w:r>
+    </w:p>
+    <w:p>
+      <w:pPr>
+        <w:pStyle w:val="ListParagraph"/>
+        <w:numPr>
+          <w:ilvl w:val="0"/>
+          <w:numId w:val="18"/>
+        </w:numPr>
+        <w:spacing w:after="0" w:line="240" w:lineRule="auto"/>
+        <w:rPr>
+          <w:sz w:val="20"/>
+          <w:szCs w:val="20"/>
+        </w:rPr>
+      </w:pPr>
+      <w:r>
+        <w:rPr>
+          <w:sz w:val="20"/>
+          <w:szCs w:val="20"/>
+        </w:rPr>
+        <w:t>Look at peak areas replicate comparison</w:t>
+      </w:r>
+    </w:p>
+    <w:p>
+      <w:pPr>
+        <w:pStyle w:val="ListParagraph"/>
+        <w:numPr>
+          <w:ilvl w:val="0"/>
+          <w:numId w:val="18"/>
+        </w:numPr>
+        <w:spacing w:after="0" w:line="240" w:lineRule="auto"/>
+        <w:rPr>
+          <w:sz w:val="20"/>
+          <w:szCs w:val="20"/>
+        </w:rPr>
+      </w:pPr>
+      <w:r>
+        <w:rPr>
+          <w:sz w:val="20"/>
+          <w:szCs w:val="20"/>
+        </w:rPr>
+        <w:t>Filter Adjusted P-Value column: Is less than 0.05</w:t>
+      </w:r>
+    </w:p>
+    <w:p>
+      <w:pPr>
+        <w:spacing w:after="0" w:line="240" w:lineRule="auto"/>
+        <w:rPr>
+          <w:sz w:val="20"/>
+          <w:szCs w:val="20"/>
+        </w:rPr>
+      </w:pPr>
+      <w:r>
+        <w:rPr>
+          <w:sz w:val="20"/>
+          <w:szCs w:val="20"/>
+        </w:rPr>
+        <w:t>Showing abundances on group comparison results</w:t>
+      </w:r>
+    </w:p>
+    <w:p>
+      <w:pPr>
+        <w:pStyle w:val="ListParagraph"/>
+        <w:numPr>
+          <w:ilvl w:val="0"/>
+          <w:numId w:val="20"/>
+        </w:numPr>
+        <w:spacing w:after="0" w:line="240" w:lineRule="auto"/>
+        <w:rPr>
+          <w:sz w:val="20"/>
+          <w:szCs w:val="20"/>
+        </w:rPr>
+      </w:pPr>
+      <w:r>
+        <w:rPr>
+          <w:sz w:val="20"/>
+          <w:szCs w:val="20"/>
+        </w:rPr>
+        <w:t>Customize report on the Group Comparison grid</w:t>
+      </w:r>
+    </w:p>
+    <w:p>
+      <w:pPr>
+        <w:pStyle w:val="ListParagraph"/>
+        <w:numPr>
+          <w:ilvl w:val="0"/>
+          <w:numId w:val="20"/>
+        </w:numPr>
+        <w:spacing w:after="0" w:line="240" w:lineRule="auto"/>
+        <w:rPr>
+          <w:sz w:val="20"/>
+          <w:szCs w:val="20"/>
+        </w:rPr>
+      </w:pPr>
+      <w:r>
+        <w:rPr>
+          <w:sz w:val="20"/>
+          <w:szCs w:val="20"/>
+        </w:rPr>
+        <w:t>Add Replicate Abundances &gt; Report Name</w:t>
+      </w:r>
+    </w:p>
+    <w:p>
+      <w:pPr>
+        <w:pStyle w:val="ListParagraph"/>
+        <w:numPr>
+          <w:ilvl w:val="0"/>
+          <w:numId w:val="20"/>
+        </w:numPr>
+        <w:spacing w:after="0" w:line="240" w:lineRule="auto"/>
+        <w:rPr>
+          <w:sz w:val="20"/>
+          <w:szCs w:val="20"/>
+        </w:rPr>
+      </w:pPr>
+      <w:r>
+        <w:rPr>
+          <w:sz w:val="20"/>
+          <w:szCs w:val="20"/>
+        </w:rPr>
         <w:t>OK</w:t>
       </w:r>
     </w:p>
     <w:p>
       <w:pPr>
-        <w:pStyle w:val="ListParagraph"/>
-        <w:numPr>
-          <w:ilvl w:val="0"/>
-          <w:numId w:val="9"/>
-        </w:numPr>
-      </w:pPr>
-      <w:r>
-        <w:t>Make Document Grid wide</w:t>
-      </w:r>
-    </w:p>
-    <w:p>
-      <w:pPr>
-        <w:pStyle w:val="ListParagraph"/>
-        <w:numPr>
-          <w:ilvl w:val="0"/>
-          <w:numId w:val="9"/>
-        </w:numPr>
-      </w:pPr>
-      <w:r>
-        <w:t>Click on first Peptide</w:t>
-      </w:r>
-    </w:p>
-    <w:p>
-      <w:pPr>
-        <w:pStyle w:val="ListParagraph"/>
-        <w:numPr>
-          <w:ilvl w:val="0"/>
-          <w:numId w:val="9"/>
-        </w:numPr>
-      </w:pPr>
-      <w:r>
-        <w:t>View &gt; Peak Areas &gt; Replicate Comparison</w:t>
-      </w:r>
-    </w:p>
-    <w:p>
-      <w:pPr>
-        <w:pStyle w:val="ListParagraph"/>
-        <w:numPr>
-          <w:ilvl w:val="0"/>
-          <w:numId w:val="9"/>
-        </w:numPr>
-      </w:pPr>
-      <w:r>
-        <w:lastRenderedPageBreak/>
-        <w:t>See that numbers are the same</w:t>
-      </w:r>
-    </w:p>
-    <w:p>
-      <w:r>
-        <w:t>Normalized Area column</w:t>
-      </w:r>
-    </w:p>
-    <w:p>
-      <w:pPr>
-        <w:pStyle w:val="ListParagraph"/>
-        <w:numPr>
-          <w:ilvl w:val="0"/>
-          <w:numId w:val="10"/>
-        </w:numPr>
-      </w:pPr>
-      <w:r>
-        <w:t>Edit Report</w:t>
-      </w:r>
-    </w:p>
-    <w:p>
-      <w:pPr>
-        <w:pStyle w:val="ListParagraph"/>
-        <w:numPr>
-          <w:ilvl w:val="0"/>
-          <w:numId w:val="10"/>
-        </w:numPr>
-      </w:pPr>
-      <w:r>
-        <w:t>Find Column “Normalized Area”</w:t>
-      </w:r>
-    </w:p>
-    <w:p>
-      <w:pPr>
-        <w:pStyle w:val="ListParagraph"/>
-        <w:numPr>
-          <w:ilvl w:val="0"/>
-          <w:numId w:val="10"/>
-        </w:numPr>
-      </w:pPr>
-      <w:r>
-        <w:t>Add “Normalized Area”</w:t>
-      </w:r>
-    </w:p>
-    <w:p>
-      <w:pPr>
-        <w:pStyle w:val="ListParagraph"/>
-        <w:numPr>
-          <w:ilvl w:val="0"/>
-          <w:numId w:val="10"/>
-        </w:numPr>
-      </w:pPr>
-      <w:r>
-        <w:t>OK</w:t>
-      </w:r>
-    </w:p>
-    <w:p>
-      <w:r>
-        <w:t>Changing format on a column</w:t>
-      </w:r>
-    </w:p>
-    <w:p>
-      <w:pPr>
-        <w:pStyle w:val="ListParagraph"/>
-        <w:numPr>
-          <w:ilvl w:val="0"/>
-          <w:numId w:val="11"/>
-        </w:numPr>
-      </w:pPr>
-      <w:r>
-        <w:t>Right-click on “D_102_REP1 Total Area” -&gt; Number Format</w:t>
-      </w:r>
-    </w:p>
-    <w:p>
-      <w:pPr>
-        <w:pStyle w:val="ListParagraph"/>
-        <w:numPr>
-          <w:ilvl w:val="0"/>
-          <w:numId w:val="11"/>
-        </w:numPr>
-      </w:pPr>
-      <w:r>
-        <w:t>Choose “Scientific”</w:t>
-      </w:r>
-    </w:p>
-    <w:p>
-      <w:pPr>
-        <w:pStyle w:val="ListParagraph"/>
-        <w:numPr>
-          <w:ilvl w:val="0"/>
-          <w:numId w:val="11"/>
-        </w:numPr>
-      </w:pPr>
-      <w:r>
-        <w:t>OK</w:t>
-      </w:r>
-    </w:p>
-    <w:p>
-      <w:r>
-        <w:t>Warning message on Normalized Area column</w:t>
-      </w:r>
-    </w:p>
-    <w:p>
-      <w:pPr>
-        <w:pStyle w:val="ListParagraph"/>
-        <w:numPr>
-          <w:ilvl w:val="0"/>
-          <w:numId w:val="12"/>
-        </w:numPr>
-      </w:pPr>
-      <w:r>
-        <w:t>Hover over red exclamation mark</w:t>
-      </w:r>
-    </w:p>
-    <w:p>
-      <w:pPr>
-        <w:pStyle w:val="ListParagraph"/>
-        <w:numPr>
-          <w:ilvl w:val="0"/>
-          <w:numId w:val="12"/>
-        </w:numPr>
-      </w:pPr>
-      <w:r>
-        <w:t>Click on peptide and replicate</w:t>
-      </w:r>
-    </w:p>
-    <w:p>
-      <w:pPr>
-        <w:pStyle w:val="ListParagraph"/>
-        <w:numPr>
-          <w:ilvl w:val="0"/>
-          <w:numId w:val="12"/>
-        </w:numPr>
-      </w:pPr>
-      <w:r>
-        <w:t>Look at chromatogram</w:t>
-      </w:r>
-    </w:p>
-    <w:p>
-      <w:r>
-        <w:t>Sub-properties of Normalized Area column</w:t>
-      </w:r>
-    </w:p>
-    <w:p>
-      <w:pPr>
-        <w:pStyle w:val="ListParagraph"/>
-        <w:numPr>
-          <w:ilvl w:val="0"/>
-          <w:numId w:val="13"/>
-        </w:numPr>
-      </w:pPr>
-      <w:r>
-        <w:t>Edit Report</w:t>
-      </w:r>
-    </w:p>
-    <w:p>
-      <w:pPr>
-        <w:pStyle w:val="ListParagraph"/>
-        <w:numPr>
-          <w:ilvl w:val="0"/>
-          <w:numId w:val="13"/>
-        </w:numPr>
-      </w:pPr>
-      <w:r>
-        <w:t>Double-click Normalized Area column</w:t>
-      </w:r>
-    </w:p>
-    <w:p>
-      <w:pPr>
-        <w:pStyle w:val="ListParagraph"/>
-        <w:numPr>
-          <w:ilvl w:val="0"/>
-          <w:numId w:val="13"/>
-        </w:numPr>
-      </w:pPr>
-      <w:r>
-        <w:t>Add Normalized Area Raw, Normalized Area Strict, Normalized Area Message</w:t>
-      </w:r>
-    </w:p>
-    <w:p>
-      <w:pPr>
-        <w:pStyle w:val="ListParagraph"/>
-        <w:numPr>
-          <w:ilvl w:val="0"/>
-          <w:numId w:val="13"/>
-        </w:numPr>
-      </w:pPr>
-      <w:r>
-        <w:t>OK Customize Report dialog</w:t>
-      </w:r>
-    </w:p>
-    <w:p>
-      <w:pPr>
-        <w:pStyle w:val="ListParagraph"/>
-        <w:numPr>
-          <w:ilvl w:val="0"/>
-          <w:numId w:val="13"/>
-        </w:numPr>
-      </w:pPr>
-      <w:r>
-        <w:t>Set that Normalized Area Strict is sometimes #N/A</w:t>
-      </w:r>
-    </w:p>
-    <w:p>
-      <w:r>
-        <w:t>Calculating the average of a column of data</w:t>
-      </w:r>
-    </w:p>
-    <w:p>
-      <w:pPr>
-        <w:pStyle w:val="ListParagraph"/>
-        <w:numPr>
-          <w:ilvl w:val="0"/>
-          <w:numId w:val="14"/>
-        </w:numPr>
-      </w:pPr>
-      <w:r>
-        <w:t>New Pivot</w:t>
-      </w:r>
-    </w:p>
-    <w:p>
-      <w:pPr>
-        <w:pStyle w:val="ListParagraph"/>
-        <w:numPr>
-          <w:ilvl w:val="0"/>
-          <w:numId w:val="14"/>
-        </w:numPr>
-      </w:pPr>
-      <w:r>
-        <w:t>Select Normalized Area Strict and Normalized Area Raw</w:t>
-      </w:r>
-    </w:p>
-    <w:p>
-      <w:pPr>
-        <w:pStyle w:val="ListParagraph"/>
-        <w:numPr>
-          <w:ilvl w:val="0"/>
-          <w:numId w:val="14"/>
-        </w:numPr>
-      </w:pPr>
-      <w:r>
-        <w:t>Add Mean Value</w:t>
-      </w:r>
-    </w:p>
-    <w:p>
-      <w:pPr>
-        <w:pStyle w:val="ListParagraph"/>
-        <w:numPr>
-          <w:ilvl w:val="0"/>
-          <w:numId w:val="14"/>
-        </w:numPr>
-      </w:pPr>
-      <w:r>
-        <w:t>OK Pivot Editor</w:t>
-      </w:r>
-    </w:p>
-    <w:p>
-      <w:pPr>
-        <w:pStyle w:val="ListParagraph"/>
-        <w:numPr>
-          <w:ilvl w:val="0"/>
-          <w:numId w:val="14"/>
-        </w:numPr>
-      </w:pPr>
-      <w:r>
-        <w:t>Result: one row where Normalized Area Strict is slightly larger than Normalized Area Raw</w:t>
-      </w:r>
-    </w:p>
-    <w:p>
-      <w:r>
-        <w:t>Pivoting with rows and columns</w:t>
-      </w:r>
-    </w:p>
-    <w:p>
-      <w:pPr>
-        <w:pStyle w:val="ListParagraph"/>
-        <w:numPr>
-          <w:ilvl w:val="0"/>
-          <w:numId w:val="15"/>
-        </w:numPr>
-      </w:pPr>
-      <w:r>
-        <w:t>Go back to “No Transforms”</w:t>
-      </w:r>
-    </w:p>
-    <w:p>
-      <w:pPr>
-        <w:pStyle w:val="ListParagraph"/>
-        <w:numPr>
-          <w:ilvl w:val="0"/>
-          <w:numId w:val="15"/>
-        </w:numPr>
-      </w:pPr>
-      <w:r>
-        <w:t>Edit Report</w:t>
-      </w:r>
-    </w:p>
-    <w:p>
-      <w:pPr>
-        <w:pStyle w:val="ListParagraph"/>
-        <w:numPr>
-          <w:ilvl w:val="0"/>
-          <w:numId w:val="15"/>
-        </w:numPr>
-      </w:pPr>
-      <w:r>
-        <w:t>Add “</w:t>
-      </w:r>
-      <w:proofErr w:type="spellStart"/>
-      <w:r>
-        <w:t>SampleID</w:t>
-      </w:r>
-      <w:proofErr w:type="spellEnd"/>
-      <w:r>
-        <w:t>” column</w:t>
-      </w:r>
-    </w:p>
-    <w:p>
-      <w:pPr>
-        <w:pStyle w:val="ListParagraph"/>
-        <w:numPr>
-          <w:ilvl w:val="0"/>
-          <w:numId w:val="15"/>
-        </w:numPr>
-      </w:pPr>
-      <w:r>
-        <w:t>OK Customize Report dialog</w:t>
-      </w:r>
-    </w:p>
-    <w:p>
-      <w:pPr>
-        <w:pStyle w:val="ListParagraph"/>
-        <w:numPr>
-          <w:ilvl w:val="0"/>
-          <w:numId w:val="15"/>
-        </w:numPr>
-      </w:pPr>
-      <w:r>
-        <w:lastRenderedPageBreak/>
-        <w:t>Pivot Editor</w:t>
-      </w:r>
-    </w:p>
-    <w:p>
-      <w:pPr>
-        <w:pStyle w:val="ListParagraph"/>
-        <w:numPr>
-          <w:ilvl w:val="0"/>
-          <w:numId w:val="15"/>
-        </w:numPr>
-      </w:pPr>
-      <w:r>
-        <w:t>Row Header-&gt; Peptide</w:t>
-      </w:r>
-    </w:p>
-    <w:p>
-      <w:pPr>
-        <w:pStyle w:val="ListParagraph"/>
-        <w:numPr>
-          <w:ilvl w:val="0"/>
-          <w:numId w:val="15"/>
-        </w:numPr>
-      </w:pPr>
-      <w:r>
-        <w:t xml:space="preserve">Column Header -&gt; </w:t>
-      </w:r>
-      <w:proofErr w:type="spellStart"/>
-      <w:r>
-        <w:t>SampleID</w:t>
-      </w:r>
-      <w:proofErr w:type="spellEnd"/>
-    </w:p>
-    <w:p>
-      <w:pPr>
-        <w:pStyle w:val="ListParagraph"/>
-        <w:numPr>
-          <w:ilvl w:val="0"/>
-          <w:numId w:val="15"/>
-        </w:numPr>
-      </w:pPr>
-      <w:r>
-        <w:t>Add Coefficient of Variation Normalized Area Raw</w:t>
-      </w:r>
-    </w:p>
-    <w:p>
-      <w:pPr>
-        <w:pStyle w:val="ListParagraph"/>
-        <w:numPr>
-          <w:ilvl w:val="0"/>
-          <w:numId w:val="15"/>
-        </w:numPr>
-      </w:pPr>
-      <w:r>
-        <w:t>OK Pivot Editor</w:t>
-      </w:r>
-    </w:p>
-    <w:p>
-      <w:pPr>
-        <w:pStyle w:val="ListParagraph"/>
-        <w:numPr>
-          <w:ilvl w:val="0"/>
-          <w:numId w:val="15"/>
-        </w:numPr>
-      </w:pPr>
-      <w:r>
-        <w:t>Sort Ascending Drizzle CV Normalized Area Raw: Look at Peak Area Replicate Comparison</w:t>
-      </w:r>
-    </w:p>
-    <w:p>
-      <w:pPr>
-        <w:pStyle w:val="ListParagraph"/>
-        <w:numPr>
-          <w:ilvl w:val="0"/>
-          <w:numId w:val="15"/>
-        </w:numPr>
-      </w:pPr>
-      <w:r>
-        <w:t>Sort Descending; Look at Peak Area Replicate Comparison again</w:t>
-      </w:r>
-    </w:p>
-    <w:p>
-      <w:r>
-        <w:t>Changing Normalization Method</w:t>
-      </w:r>
-    </w:p>
-    <w:p>
-      <w:pPr>
-        <w:pStyle w:val="ListParagraph"/>
-        <w:numPr>
-          <w:ilvl w:val="0"/>
-          <w:numId w:val="16"/>
-        </w:numPr>
-      </w:pPr>
-      <w:r>
-        <w:t>Settings &gt; Peptide Settings &gt; Quantification</w:t>
-      </w:r>
-    </w:p>
-    <w:p>
-      <w:pPr>
-        <w:pStyle w:val="ListParagraph"/>
-        <w:numPr>
-          <w:ilvl w:val="0"/>
-          <w:numId w:val="16"/>
-        </w:numPr>
-      </w:pPr>
-      <w:r>
-        <w:t>Normalization Method: Ratio to global standards</w:t>
-      </w:r>
-    </w:p>
-    <w:p>
-      <w:pPr>
-        <w:pStyle w:val="ListParagraph"/>
-        <w:numPr>
-          <w:ilvl w:val="0"/>
-          <w:numId w:val="16"/>
-        </w:numPr>
-      </w:pPr>
-      <w:r>
-        <w:t>OK Peptide Settings</w:t>
-      </w:r>
-    </w:p>
-    <w:p>
-      <w:pPr>
-        <w:pStyle w:val="ListParagraph"/>
-        <w:numPr>
-          <w:ilvl w:val="0"/>
-          <w:numId w:val="16"/>
-        </w:numPr>
-      </w:pPr>
-      <w:r>
-        <w:t>Sort on Drizzle CV Normalized Area Raw ascending</w:t>
-      </w:r>
-    </w:p>
-    <w:p>
-      <w:pPr>
-        <w:pStyle w:val="ListParagraph"/>
-        <w:numPr>
-          <w:ilvl w:val="0"/>
-          <w:numId w:val="16"/>
-        </w:numPr>
-      </w:pPr>
-      <w:r>
-        <w:t>First row has zeroes</w:t>
-      </w:r>
-    </w:p>
-    <w:p>
-      <w:r>
-        <w:t>Adding filter to a report definition</w:t>
-      </w:r>
-    </w:p>
-    <w:p>
-      <w:pPr>
-        <w:pStyle w:val="ListParagraph"/>
-        <w:numPr>
-          <w:ilvl w:val="0"/>
-          <w:numId w:val="17"/>
-        </w:numPr>
-      </w:pPr>
-      <w:r>
-        <w:t>Edit Report</w:t>
-      </w:r>
-    </w:p>
-    <w:p>
-      <w:pPr>
-        <w:pStyle w:val="ListParagraph"/>
-        <w:numPr>
-          <w:ilvl w:val="0"/>
-          <w:numId w:val="17"/>
-        </w:numPr>
-      </w:pPr>
-      <w:r>
-        <w:t>Double-click Standard Type</w:t>
-      </w:r>
-    </w:p>
-    <w:p>
-      <w:pPr>
-        <w:pStyle w:val="ListParagraph"/>
-        <w:numPr>
-          <w:ilvl w:val="0"/>
-          <w:numId w:val="17"/>
-        </w:numPr>
-      </w:pPr>
-      <w:r>
-        <w:t>Filter Tab</w:t>
-      </w:r>
-    </w:p>
-    <w:p>
-      <w:pPr>
-        <w:pStyle w:val="ListParagraph"/>
-        <w:numPr>
-          <w:ilvl w:val="0"/>
-          <w:numId w:val="17"/>
-        </w:numPr>
-      </w:pPr>
-      <w:r>
-        <w:t>Add</w:t>
-      </w:r>
-    </w:p>
-    <w:p>
-      <w:pPr>
-        <w:pStyle w:val="ListParagraph"/>
-        <w:numPr>
-          <w:ilvl w:val="0"/>
-          <w:numId w:val="17"/>
-        </w:numPr>
-      </w:pPr>
-      <w:r>
-        <w:t>Operation: Is Blank</w:t>
-      </w:r>
-    </w:p>
-    <w:p>
-      <w:pPr>
-        <w:pStyle w:val="ListParagraph"/>
-        <w:numPr>
-          <w:ilvl w:val="0"/>
-          <w:numId w:val="17"/>
-        </w:numPr>
-      </w:pPr>
-      <w:r>
-        <w:t>OK Customize Filter dialog</w:t>
-      </w:r>
-    </w:p>
-    <w:p>
-      <w:pPr>
-        <w:pStyle w:val="ListParagraph"/>
-        <w:numPr>
-          <w:ilvl w:val="0"/>
-          <w:numId w:val="17"/>
-        </w:numPr>
-      </w:pPr>
-      <w:r>
-        <w:t>See that first row has been removed</w:t>
-      </w:r>
-    </w:p>
-    <w:p/>
-    <w:p>
-      <w:pPr>
+        <w:spacing w:after="0" w:line="240" w:lineRule="auto"/>
+        <w:rPr>
+          <w:sz w:val="20"/>
+          <w:szCs w:val="20"/>
+        </w:rPr>
+      </w:pPr>
+      <w:r>
+        <w:rPr>
+          <w:sz w:val="20"/>
+          <w:szCs w:val="20"/>
+        </w:rPr>
+        <w:t>Showing heat map</w:t>
+      </w:r>
+    </w:p>
+    <w:p>
+      <w:pPr>
+        <w:pStyle w:val="ListParagraph"/>
+        <w:numPr>
+          <w:ilvl w:val="0"/>
+          <w:numId w:val="21"/>
+        </w:numPr>
+        <w:spacing w:after="0" w:line="240" w:lineRule="auto"/>
+        <w:rPr>
+          <w:sz w:val="20"/>
+          <w:szCs w:val="20"/>
+        </w:rPr>
+      </w:pPr>
+      <w:r>
+        <w:rPr>
+          <w:sz w:val="20"/>
+          <w:szCs w:val="20"/>
+        </w:rPr>
+        <w:t>Show Heat Map</w:t>
+      </w:r>
+    </w:p>
+    <w:p>
+      <w:pPr>
+        <w:spacing w:after="0" w:line="240" w:lineRule="auto"/>
+        <w:rPr>
+          <w:sz w:val="20"/>
+          <w:szCs w:val="20"/>
+        </w:rPr>
+      </w:pPr>
+      <w:r>
+        <w:rPr>
+          <w:sz w:val="20"/>
+          <w:szCs w:val="20"/>
+        </w:rPr>
+        <w:t>Adding report definition to the document</w:t>
+      </w:r>
+    </w:p>
+    <w:p>
+      <w:pPr>
+        <w:pStyle w:val="ListParagraph"/>
+        <w:numPr>
+          <w:ilvl w:val="0"/>
+          <w:numId w:val="22"/>
+        </w:numPr>
+        <w:spacing w:after="0" w:line="240" w:lineRule="auto"/>
+        <w:rPr>
+          <w:sz w:val="20"/>
+          <w:szCs w:val="20"/>
+        </w:rPr>
+      </w:pPr>
+      <w:r>
+        <w:rPr>
+          <w:sz w:val="20"/>
+          <w:szCs w:val="20"/>
+        </w:rPr>
+        <w:t>View &gt; Document Settings</w:t>
+      </w:r>
+    </w:p>
+    <w:p>
+      <w:pPr>
+        <w:pStyle w:val="ListParagraph"/>
+        <w:numPr>
+          <w:ilvl w:val="0"/>
+          <w:numId w:val="22"/>
+        </w:numPr>
+        <w:spacing w:after="0" w:line="240" w:lineRule="auto"/>
+        <w:rPr>
+          <w:sz w:val="20"/>
+          <w:szCs w:val="20"/>
+        </w:rPr>
+      </w:pPr>
+      <w:r>
+        <w:rPr>
+          <w:sz w:val="20"/>
+          <w:szCs w:val="20"/>
+        </w:rPr>
+        <w:t>Reports tab</w:t>
+      </w:r>
+    </w:p>
+    <w:p>
+      <w:pPr>
+        <w:pStyle w:val="ListParagraph"/>
+        <w:numPr>
+          <w:ilvl w:val="0"/>
+          <w:numId w:val="22"/>
+        </w:numPr>
+        <w:spacing w:after="0" w:line="240" w:lineRule="auto"/>
+        <w:rPr>
+          <w:sz w:val="20"/>
+          <w:szCs w:val="20"/>
+        </w:rPr>
+      </w:pPr>
+      <w:r>
+        <w:rPr>
+          <w:sz w:val="20"/>
+          <w:szCs w:val="20"/>
+        </w:rPr>
+        <w:t>Check checkbox next to Peptide Areas and Replicate Abundances</w:t>
+      </w:r>
+    </w:p>
+    <w:p>
+      <w:pPr>
+        <w:spacing w:after="0" w:line="240" w:lineRule="auto"/>
+        <w:rPr>
+          <w:sz w:val="20"/>
+          <w:szCs w:val="20"/>
+        </w:rPr>
+      </w:pPr>
+      <w:r>
+        <w:rPr>
+          <w:sz w:val="20"/>
+          <w:szCs w:val="20"/>
+        </w:rPr>
+        <w:t>Inspecting the Audit Log</w:t>
+      </w:r>
+    </w:p>
+    <w:p>
+      <w:pPr>
+        <w:pStyle w:val="ListParagraph"/>
+        <w:numPr>
+          <w:ilvl w:val="0"/>
+          <w:numId w:val="23"/>
+        </w:numPr>
+        <w:spacing w:after="0" w:line="240" w:lineRule="auto"/>
+        <w:rPr>
+          <w:sz w:val="20"/>
+          <w:szCs w:val="20"/>
+        </w:rPr>
+      </w:pPr>
+      <w:r>
+        <w:rPr>
+          <w:sz w:val="20"/>
+          <w:szCs w:val="20"/>
+        </w:rPr>
+        <w:t>View &gt; Live Reports &gt; Audit Log</w:t>
+      </w:r>
+    </w:p>
+    <w:p>
+      <w:pPr>
+        <w:pStyle w:val="ListParagraph"/>
+        <w:numPr>
+          <w:ilvl w:val="0"/>
+          <w:numId w:val="23"/>
+        </w:numPr>
+        <w:spacing w:after="0" w:line="240" w:lineRule="auto"/>
+        <w:rPr>
+          <w:sz w:val="20"/>
+          <w:szCs w:val="20"/>
+        </w:rPr>
+      </w:pPr>
+      <w:r>
+        <w:rPr>
+          <w:sz w:val="20"/>
+          <w:szCs w:val="20"/>
+        </w:rPr>
+        <w:t>Choose “Summary” in Reports dropdown</w:t>
+      </w:r>
+    </w:p>
+    <w:p>
+      <w:pPr>
+        <w:spacing w:after="0" w:line="240" w:lineRule="auto"/>
+        <w:rPr>
+          <w:sz w:val="20"/>
+          <w:szCs w:val="20"/>
+        </w:rPr>
+      </w:pPr>
+      <w:r>
+        <w:rPr>
+          <w:sz w:val="20"/>
+          <w:szCs w:val="20"/>
+        </w:rPr>
+        <w:t>Exporting a report</w:t>
+      </w:r>
+    </w:p>
+    <w:p>
+      <w:pPr>
+        <w:pStyle w:val="ListParagraph"/>
+        <w:numPr>
+          <w:ilvl w:val="0"/>
+          <w:numId w:val="24"/>
+        </w:numPr>
+        <w:spacing w:after="0" w:line="240" w:lineRule="auto"/>
+        <w:rPr>
+          <w:sz w:val="20"/>
+          <w:szCs w:val="20"/>
+        </w:rPr>
+      </w:pPr>
+      <w:r>
+        <w:rPr>
+          <w:sz w:val="20"/>
+          <w:szCs w:val="20"/>
+        </w:rPr>
+        <w:t>File &gt; Export &gt; Report</w:t>
+      </w:r>
+    </w:p>
+    <w:p>
+      <w:pPr>
+        <w:spacing w:after="0" w:line="240" w:lineRule="auto"/>
+        <w:rPr>
+          <w:sz w:val="20"/>
+          <w:szCs w:val="20"/>
+        </w:rPr>
+      </w:pPr>
+    </w:p>
+    <w:p>
+      <w:pPr>
+        <w:spacing w:after="0" w:line="240" w:lineRule="auto"/>
+        <w:rPr>
+          <w:sz w:val="20"/>
+          <w:szCs w:val="20"/>
+        </w:rPr>
+      </w:pPr>
+    </w:p>
+    <w:p>
+      <w:pPr>
+        <w:spacing w:after="0" w:line="240" w:lineRule="auto"/>
         <w:ind w:left="360"/>
-      </w:pPr>
-    </w:p>
-    <w:p>
-      <w:pPr>
+        <w:rPr>
+          <w:sz w:val="20"/>
+          <w:szCs w:val="20"/>
+        </w:rPr>
+      </w:pPr>
+    </w:p>
+    <w:p>
+      <w:pPr>
+        <w:spacing w:after="0" w:line="240" w:lineRule="auto"/>
         <w:ind w:left="360"/>
-      </w:pPr>
-    </w:p>
-    <w:p>
-      <w:pPr>
-        <w:pStyle w:val="ListParagraph"/>
-      </w:pPr>
-    </w:p>
-    <w:p>
-      <w:pPr>
-        <w:pStyle w:val="ListParagraph"/>
-      </w:pPr>
-    </w:p>
-    <w:p/>
+        <w:rPr>
+          <w:sz w:val="20"/>
+          <w:szCs w:val="20"/>
+        </w:rPr>
+      </w:pPr>
+    </w:p>
+    <w:p>
+      <w:pPr>
+        <w:pStyle w:val="ListParagraph"/>
+        <w:spacing w:after="0" w:line="240" w:lineRule="auto"/>
+        <w:rPr>
+          <w:sz w:val="20"/>
+          <w:szCs w:val="20"/>
+        </w:rPr>
+      </w:pPr>
+    </w:p>
+    <w:p>
+      <w:pPr>
+        <w:pStyle w:val="ListParagraph"/>
+        <w:spacing w:after="0" w:line="240" w:lineRule="auto"/>
+        <w:rPr>
+          <w:sz w:val="20"/>
+          <w:szCs w:val="20"/>
+        </w:rPr>
+      </w:pPr>
+    </w:p>
+    <w:p>
+      <w:pPr>
+        <w:spacing w:after="0" w:line="240" w:lineRule="auto"/>
+        <w:rPr>
+          <w:sz w:val="20"/>
+          <w:szCs w:val="20"/>
+        </w:rPr>
+      </w:pPr>
+    </w:p>
     <w:sectPr>
       <w:pgSz w:w="12240" w:h="15840"/>
-      <w:pgMar w:top="1440" w:right="1440" w:bottom="1440" w:left="1440" w:header="720" w:footer="720" w:gutter="0"/>
+      <w:pgMar w:top="720" w:right="720" w:bottom="720" w:left="720" w:header="720" w:footer="720" w:gutter="0"/>
       <w:cols w:space="720"/>
       <w:docGrid w:linePitch="360"/>
     </w:sectPr>
@@ -1451,6 +3317,95 @@
 <file path=word/numbering.xml><?xml version="1.0" encoding="utf-8"?>
 <w:numbering xmlns:wpc="http://schemas.microsoft.com/office/word/2010/wordprocessingCanvas" xmlns:cx="http://schemas.microsoft.com/office/drawing/2014/chartex" xmlns:cx1="http://schemas.microsoft.com/office/drawing/2015/9/8/chartex" xmlns:cx2="http://schemas.microsoft.com/office/drawing/2015/10/21/chartex" xmlns:cx3="http://schemas.microsoft.com/office/drawing/2016/5/9/chartex" xmlns:cx4="http://schemas.microsoft.com/office/drawing/2016/5/10/chartex" xmlns:cx5="http://schemas.microsoft.com/office/drawing/2016/5/11/chartex" xmlns:cx6="http://schemas.microsoft.com/office/drawing/2016/5/12/chartex" xmlns:cx7="http://schemas.microsoft.com/office/drawing/2016/5/13/chartex" xmlns:cx8="http://schemas.microsoft.com/office/drawing/2016/5/14/chartex" xmlns:mc="http://schemas.openxmlformats.org/markup-compatibility/2006" xmlns:aink="http://schemas.microsoft.com/office/drawing/2016/ink" xmlns:am3d="http://schemas.microsoft.com/office/drawing/2017/model3d" xmlns:o="urn:schemas-microsoft-com:office:office" xmlns:oel="http://schemas.microsoft.com/office/2019/extlst" xmlns:r="http://schemas.openxmlformats.org/officeDocument/2006/relationships" xmlns:m="http://schemas.openxmlformats.org/officeDocument/2006/math" xmlns:v="urn:schemas-microsoft-com:vml" xmlns:wp14="http://schemas.microsoft.com/office/word/2010/wordprocessingDrawing" xmlns:wp="http://schemas.openxmlformats.org/drawingml/2006/wordprocessingDrawing" xmlns:w10="urn:schemas-microsoft-com:office:word" xmlns:w="http://schemas.openxmlformats.org/wordprocessingml/2006/main" xmlns:w14="http://schemas.microsoft.com/office/word/2010/wordml" xmlns:w15="http://schemas.microsoft.com/office/word/2012/wordml" xmlns:w16cex="http://schemas.microsoft.com/office/word/2018/wordml/cex" xmlns:w16cid="http://schemas.microsoft.com/office/word/2016/wordml/cid" xmlns:w16="http://schemas.microsoft.com/office/word/2018/wordml" xmlns:w16du="http://schemas.microsoft.com/office/word/2023/wordml/word16du" xmlns:w16sdtdh="http://schemas.microsoft.com/office/word/2020/wordml/sdtdatahash" xmlns:w16se="http://schemas.microsoft.com/office/word/2015/wordml/symex" xmlns:wpg="http://schemas.microsoft.com/office/word/2010/wordprocessingGroup" xmlns:wpi="http://schemas.microsoft.com/office/word/2010/wordprocessingInk" xmlns:wne="http://schemas.microsoft.com/office/word/2006/wordml" xmlns:wps="http://schemas.microsoft.com/office/word/2010/wordprocessingShape" mc:Ignorable="w14 w15 w16se w16cid w16 w16cex w16sdtdh w16du wp14">
   <w:abstractNum w:abstractNumId="0" w15:restartNumberingAfterBreak="0">
+    <w:nsid w:val="010136B4"/>
+    <w:multiLevelType w:val="hybridMultilevel"/>
+    <w:tmpl w:val="C29A1B6C"/>
+    <w:lvl w:ilvl="0" w:tplc="0409000F">
+      <w:start w:val="1"/>
+      <w:numFmt w:val="decimal"/>
+      <w:lvlText w:val="%1."/>
+      <w:lvlJc w:val="left"/>
+      <w:pPr>
+        <w:ind w:left="720" w:hanging="360"/>
+      </w:pPr>
+      <w:rPr>
+        <w:rFonts w:hint="default"/>
+      </w:rPr>
+    </w:lvl>
+    <w:lvl w:ilvl="1" w:tplc="04090019" w:tentative="1">
+      <w:start w:val="1"/>
+      <w:numFmt w:val="lowerLetter"/>
+      <w:lvlText w:val="%2."/>
+      <w:lvlJc w:val="left"/>
+      <w:pPr>
+        <w:ind w:left="1440" w:hanging="360"/>
+      </w:pPr>
+    </w:lvl>
+    <w:lvl w:ilvl="2" w:tplc="0409001B" w:tentative="1">
+      <w:start w:val="1"/>
+      <w:numFmt w:val="lowerRoman"/>
+      <w:lvlText w:val="%3."/>
+      <w:lvlJc w:val="right"/>
+      <w:pPr>
+        <w:ind w:left="2160" w:hanging="180"/>
+      </w:pPr>
+    </w:lvl>
+    <w:lvl w:ilvl="3" w:tplc="0409000F" w:tentative="1">
+      <w:start w:val="1"/>
+      <w:numFmt w:val="decimal"/>
+      <w:lvlText w:val="%4."/>
+      <w:lvlJc w:val="left"/>
+      <w:pPr>
+        <w:ind w:left="2880" w:hanging="360"/>
+      </w:pPr>
+    </w:lvl>
+    <w:lvl w:ilvl="4" w:tplc="04090019" w:tentative="1">
+      <w:start w:val="1"/>
+      <w:numFmt w:val="lowerLetter"/>
+      <w:lvlText w:val="%5."/>
+      <w:lvlJc w:val="left"/>
+      <w:pPr>
+        <w:ind w:left="3600" w:hanging="360"/>
+      </w:pPr>
+    </w:lvl>
+    <w:lvl w:ilvl="5" w:tplc="0409001B" w:tentative="1">
+      <w:start w:val="1"/>
+      <w:numFmt w:val="lowerRoman"/>
+      <w:lvlText w:val="%6."/>
+      <w:lvlJc w:val="right"/>
+      <w:pPr>
+        <w:ind w:left="4320" w:hanging="180"/>
+      </w:pPr>
+    </w:lvl>
+    <w:lvl w:ilvl="6" w:tplc="0409000F" w:tentative="1">
+      <w:start w:val="1"/>
+      <w:numFmt w:val="decimal"/>
+      <w:lvlText w:val="%7."/>
+      <w:lvlJc w:val="left"/>
+      <w:pPr>
+        <w:ind w:left="5040" w:hanging="360"/>
+      </w:pPr>
+    </w:lvl>
+    <w:lvl w:ilvl="7" w:tplc="04090019" w:tentative="1">
+      <w:start w:val="1"/>
+      <w:numFmt w:val="lowerLetter"/>
+      <w:lvlText w:val="%8."/>
+      <w:lvlJc w:val="left"/>
+      <w:pPr>
+        <w:ind w:left="5760" w:hanging="360"/>
+      </w:pPr>
+    </w:lvl>
+    <w:lvl w:ilvl="8" w:tplc="0409001B" w:tentative="1">
+      <w:start w:val="1"/>
+      <w:numFmt w:val="lowerRoman"/>
+      <w:lvlText w:val="%9."/>
+      <w:lvlJc w:val="right"/>
+      <w:pPr>
+        <w:ind w:left="6480" w:hanging="180"/>
+      </w:pPr>
+    </w:lvl>
+  </w:abstractNum>
+  <w:abstractNum w:abstractNumId="1" w15:restartNumberingAfterBreak="0">
     <w:nsid w:val="09A9450B"/>
     <w:multiLevelType w:val="hybridMultilevel"/>
     <w:tmpl w:val="E2E656FA"/>
@@ -1539,7 +3494,7 @@
       </w:pPr>
     </w:lvl>
   </w:abstractNum>
-  <w:abstractNum w:abstractNumId="1" w15:restartNumberingAfterBreak="0">
+  <w:abstractNum w:abstractNumId="2" w15:restartNumberingAfterBreak="0">
     <w:nsid w:val="0A394D98"/>
     <w:multiLevelType w:val="hybridMultilevel"/>
     <w:tmpl w:val="E078D558"/>
@@ -1628,7 +3583,7 @@
       </w:pPr>
     </w:lvl>
   </w:abstractNum>
-  <w:abstractNum w:abstractNumId="2" w15:restartNumberingAfterBreak="0">
+  <w:abstractNum w:abstractNumId="3" w15:restartNumberingAfterBreak="0">
     <w:nsid w:val="0E080174"/>
     <w:multiLevelType w:val="hybridMultilevel"/>
     <w:tmpl w:val="E3AC0302"/>
@@ -1717,7 +3672,7 @@
       </w:pPr>
     </w:lvl>
   </w:abstractNum>
-  <w:abstractNum w:abstractNumId="3" w15:restartNumberingAfterBreak="0">
+  <w:abstractNum w:abstractNumId="4" w15:restartNumberingAfterBreak="0">
     <w:nsid w:val="16ED43EA"/>
     <w:multiLevelType w:val="hybridMultilevel"/>
     <w:tmpl w:val="37BC71A0"/>
@@ -1806,7 +3761,7 @@
       </w:pPr>
     </w:lvl>
   </w:abstractNum>
-  <w:abstractNum w:abstractNumId="4" w15:restartNumberingAfterBreak="0">
+  <w:abstractNum w:abstractNumId="5" w15:restartNumberingAfterBreak="0">
     <w:nsid w:val="17D92018"/>
     <w:multiLevelType w:val="hybridMultilevel"/>
     <w:tmpl w:val="79424E82"/>
@@ -1895,7 +3850,182 @@
       </w:pPr>
     </w:lvl>
   </w:abstractNum>
-  <w:abstractNum w:abstractNumId="5" w15:restartNumberingAfterBreak="0">
+  <w:abstractNum w:abstractNumId="6" w15:restartNumberingAfterBreak="0">
+    <w:nsid w:val="19656822"/>
+    <w:multiLevelType w:val="hybridMultilevel"/>
+    <w:tmpl w:val="B3986F5A"/>
+    <w:lvl w:ilvl="0" w:tplc="0409000F">
+      <w:start w:val="1"/>
+      <w:numFmt w:val="decimal"/>
+      <w:lvlText w:val="%1."/>
+      <w:lvlJc w:val="left"/>
+      <w:pPr>
+        <w:ind w:left="720" w:hanging="360"/>
+      </w:pPr>
+      <w:rPr>
+        <w:rFonts w:hint="default"/>
+      </w:rPr>
+    </w:lvl>
+    <w:lvl w:ilvl="1" w:tplc="04090019" w:tentative="1">
+      <w:start w:val="1"/>
+      <w:numFmt w:val="lowerLetter"/>
+      <w:lvlText w:val="%2."/>
+      <w:lvlJc w:val="left"/>
+      <w:pPr>
+        <w:ind w:left="1440" w:hanging="360"/>
+      </w:pPr>
+    </w:lvl>
+    <w:lvl w:ilvl="2" w:tplc="0409001B" w:tentative="1">
+      <w:start w:val="1"/>
+      <w:numFmt w:val="lowerRoman"/>
+      <w:lvlText w:val="%3."/>
+      <w:lvlJc w:val="right"/>
+      <w:pPr>
+        <w:ind w:left="2160" w:hanging="180"/>
+      </w:pPr>
+    </w:lvl>
+    <w:lvl w:ilvl="3" w:tplc="0409000F" w:tentative="1">
+      <w:start w:val="1"/>
+      <w:numFmt w:val="decimal"/>
+      <w:lvlText w:val="%4."/>
+      <w:lvlJc w:val="left"/>
+      <w:pPr>
+        <w:ind w:left="2880" w:hanging="360"/>
+      </w:pPr>
+    </w:lvl>
+    <w:lvl w:ilvl="4" w:tplc="04090019" w:tentative="1">
+      <w:start w:val="1"/>
+      <w:numFmt w:val="lowerLetter"/>
+      <w:lvlText w:val="%5."/>
+      <w:lvlJc w:val="left"/>
+      <w:pPr>
+        <w:ind w:left="3600" w:hanging="360"/>
+      </w:pPr>
+    </w:lvl>
+    <w:lvl w:ilvl="5" w:tplc="0409001B" w:tentative="1">
+      <w:start w:val="1"/>
+      <w:numFmt w:val="lowerRoman"/>
+      <w:lvlText w:val="%6."/>
+      <w:lvlJc w:val="right"/>
+      <w:pPr>
+        <w:ind w:left="4320" w:hanging="180"/>
+      </w:pPr>
+    </w:lvl>
+    <w:lvl w:ilvl="6" w:tplc="0409000F" w:tentative="1">
+      <w:start w:val="1"/>
+      <w:numFmt w:val="decimal"/>
+      <w:lvlText w:val="%7."/>
+      <w:lvlJc w:val="left"/>
+      <w:pPr>
+        <w:ind w:left="5040" w:hanging="360"/>
+      </w:pPr>
+    </w:lvl>
+    <w:lvl w:ilvl="7" w:tplc="04090019" w:tentative="1">
+      <w:start w:val="1"/>
+      <w:numFmt w:val="lowerLetter"/>
+      <w:lvlText w:val="%8."/>
+      <w:lvlJc w:val="left"/>
+      <w:pPr>
+        <w:ind w:left="5760" w:hanging="360"/>
+      </w:pPr>
+    </w:lvl>
+    <w:lvl w:ilvl="8" w:tplc="0409001B" w:tentative="1">
+      <w:start w:val="1"/>
+      <w:numFmt w:val="lowerRoman"/>
+      <w:lvlText w:val="%9."/>
+      <w:lvlJc w:val="right"/>
+      <w:pPr>
+        <w:ind w:left="6480" w:hanging="180"/>
+      </w:pPr>
+    </w:lvl>
+  </w:abstractNum>
+  <w:abstractNum w:abstractNumId="7" w15:restartNumberingAfterBreak="0">
+    <w:nsid w:val="29D7476E"/>
+    <w:multiLevelType w:val="hybridMultilevel"/>
+    <w:tmpl w:val="F3B29510"/>
+    <w:lvl w:ilvl="0" w:tplc="0409000F">
+      <w:start w:val="1"/>
+      <w:numFmt w:val="decimal"/>
+      <w:lvlText w:val="%1."/>
+      <w:lvlJc w:val="left"/>
+      <w:pPr>
+        <w:ind w:left="720" w:hanging="360"/>
+      </w:pPr>
+    </w:lvl>
+    <w:lvl w:ilvl="1" w:tplc="04090019" w:tentative="1">
+      <w:start w:val="1"/>
+      <w:numFmt w:val="lowerLetter"/>
+      <w:lvlText w:val="%2."/>
+      <w:lvlJc w:val="left"/>
+      <w:pPr>
+        <w:ind w:left="1440" w:hanging="360"/>
+      </w:pPr>
+    </w:lvl>
+    <w:lvl w:ilvl="2" w:tplc="0409001B" w:tentative="1">
+      <w:start w:val="1"/>
+      <w:numFmt w:val="lowerRoman"/>
+      <w:lvlText w:val="%3."/>
+      <w:lvlJc w:val="right"/>
+      <w:pPr>
+        <w:ind w:left="2160" w:hanging="180"/>
+      </w:pPr>
+    </w:lvl>
+    <w:lvl w:ilvl="3" w:tplc="0409000F" w:tentative="1">
+      <w:start w:val="1"/>
+      <w:numFmt w:val="decimal"/>
+      <w:lvlText w:val="%4."/>
+      <w:lvlJc w:val="left"/>
+      <w:pPr>
+        <w:ind w:left="2880" w:hanging="360"/>
+      </w:pPr>
+    </w:lvl>
+    <w:lvl w:ilvl="4" w:tplc="04090019" w:tentative="1">
+      <w:start w:val="1"/>
+      <w:numFmt w:val="lowerLetter"/>
+      <w:lvlText w:val="%5."/>
+      <w:lvlJc w:val="left"/>
+      <w:pPr>
+        <w:ind w:left="3600" w:hanging="360"/>
+      </w:pPr>
+    </w:lvl>
+    <w:lvl w:ilvl="5" w:tplc="0409001B" w:tentative="1">
+      <w:start w:val="1"/>
+      <w:numFmt w:val="lowerRoman"/>
+      <w:lvlText w:val="%6."/>
+      <w:lvlJc w:val="right"/>
+      <w:pPr>
+        <w:ind w:left="4320" w:hanging="180"/>
+      </w:pPr>
+    </w:lvl>
+    <w:lvl w:ilvl="6" w:tplc="0409000F" w:tentative="1">
+      <w:start w:val="1"/>
+      <w:numFmt w:val="decimal"/>
+      <w:lvlText w:val="%7."/>
+      <w:lvlJc w:val="left"/>
+      <w:pPr>
+        <w:ind w:left="5040" w:hanging="360"/>
+      </w:pPr>
+    </w:lvl>
+    <w:lvl w:ilvl="7" w:tplc="04090019" w:tentative="1">
+      <w:start w:val="1"/>
+      <w:numFmt w:val="lowerLetter"/>
+      <w:lvlText w:val="%8."/>
+      <w:lvlJc w:val="left"/>
+      <w:pPr>
+        <w:ind w:left="5760" w:hanging="360"/>
+      </w:pPr>
+    </w:lvl>
+    <w:lvl w:ilvl="8" w:tplc="0409001B" w:tentative="1">
+      <w:start w:val="1"/>
+      <w:numFmt w:val="lowerRoman"/>
+      <w:lvlText w:val="%9."/>
+      <w:lvlJc w:val="right"/>
+      <w:pPr>
+        <w:ind w:left="6480" w:hanging="180"/>
+      </w:pPr>
+    </w:lvl>
+  </w:abstractNum>
+  <w:abstractNum w:abstractNumId="8" w15:restartNumberingAfterBreak="0">
     <w:nsid w:val="2AC32699"/>
     <w:multiLevelType w:val="hybridMultilevel"/>
     <w:tmpl w:val="F0C20790"/>
@@ -1984,7 +4114,7 @@
       </w:pPr>
     </w:lvl>
   </w:abstractNum>
-  <w:abstractNum w:abstractNumId="6" w15:restartNumberingAfterBreak="0">
+  <w:abstractNum w:abstractNumId="9" w15:restartNumberingAfterBreak="0">
     <w:nsid w:val="2E8D25AE"/>
     <w:multiLevelType w:val="hybridMultilevel"/>
     <w:tmpl w:val="2B1C2352"/>
@@ -2073,7 +4203,7 @@
       </w:pPr>
     </w:lvl>
   </w:abstractNum>
-  <w:abstractNum w:abstractNumId="7" w15:restartNumberingAfterBreak="0">
+  <w:abstractNum w:abstractNumId="10" w15:restartNumberingAfterBreak="0">
     <w:nsid w:val="30E0477B"/>
     <w:multiLevelType w:val="hybridMultilevel"/>
     <w:tmpl w:val="358248B8"/>
@@ -2162,7 +4292,7 @@
       </w:pPr>
     </w:lvl>
   </w:abstractNum>
-  <w:abstractNum w:abstractNumId="8" w15:restartNumberingAfterBreak="0">
+  <w:abstractNum w:abstractNumId="11" w15:restartNumberingAfterBreak="0">
     <w:nsid w:val="3F5559D1"/>
     <w:multiLevelType w:val="hybridMultilevel"/>
     <w:tmpl w:val="458EDDBA"/>
@@ -2251,7 +4381,7 @@
       </w:pPr>
     </w:lvl>
   </w:abstractNum>
-  <w:abstractNum w:abstractNumId="9" w15:restartNumberingAfterBreak="0">
+  <w:abstractNum w:abstractNumId="12" w15:restartNumberingAfterBreak="0">
     <w:nsid w:val="466E336B"/>
     <w:multiLevelType w:val="hybridMultilevel"/>
     <w:tmpl w:val="DE923290"/>
@@ -2340,7 +4470,7 @@
       </w:pPr>
     </w:lvl>
   </w:abstractNum>
-  <w:abstractNum w:abstractNumId="10" w15:restartNumberingAfterBreak="0">
+  <w:abstractNum w:abstractNumId="13" w15:restartNumberingAfterBreak="0">
     <w:nsid w:val="47206839"/>
     <w:multiLevelType w:val="hybridMultilevel"/>
     <w:tmpl w:val="9AB6B5CE"/>
@@ -2429,7 +4559,7 @@
       </w:pPr>
     </w:lvl>
   </w:abstractNum>
-  <w:abstractNum w:abstractNumId="11" w15:restartNumberingAfterBreak="0">
+  <w:abstractNum w:abstractNumId="14" w15:restartNumberingAfterBreak="0">
     <w:nsid w:val="4ABB28A7"/>
     <w:multiLevelType w:val="hybridMultilevel"/>
     <w:tmpl w:val="37C6315A"/>
@@ -2518,7 +4648,185 @@
       </w:pPr>
     </w:lvl>
   </w:abstractNum>
-  <w:abstractNum w:abstractNumId="12" w15:restartNumberingAfterBreak="0">
+  <w:abstractNum w:abstractNumId="15" w15:restartNumberingAfterBreak="0">
+    <w:nsid w:val="513B19C3"/>
+    <w:multiLevelType w:val="hybridMultilevel"/>
+    <w:tmpl w:val="177A0BD0"/>
+    <w:lvl w:ilvl="0" w:tplc="0409000F">
+      <w:start w:val="1"/>
+      <w:numFmt w:val="decimal"/>
+      <w:lvlText w:val="%1."/>
+      <w:lvlJc w:val="left"/>
+      <w:pPr>
+        <w:ind w:left="720" w:hanging="360"/>
+      </w:pPr>
+      <w:rPr>
+        <w:rFonts w:hint="default"/>
+      </w:rPr>
+    </w:lvl>
+    <w:lvl w:ilvl="1" w:tplc="04090019" w:tentative="1">
+      <w:start w:val="1"/>
+      <w:numFmt w:val="lowerLetter"/>
+      <w:lvlText w:val="%2."/>
+      <w:lvlJc w:val="left"/>
+      <w:pPr>
+        <w:ind w:left="1440" w:hanging="360"/>
+      </w:pPr>
+    </w:lvl>
+    <w:lvl w:ilvl="2" w:tplc="0409001B" w:tentative="1">
+      <w:start w:val="1"/>
+      <w:numFmt w:val="lowerRoman"/>
+      <w:lvlText w:val="%3."/>
+      <w:lvlJc w:val="right"/>
+      <w:pPr>
+        <w:ind w:left="2160" w:hanging="180"/>
+      </w:pPr>
+    </w:lvl>
+    <w:lvl w:ilvl="3" w:tplc="0409000F" w:tentative="1">
+      <w:start w:val="1"/>
+      <w:numFmt w:val="decimal"/>
+      <w:lvlText w:val="%4."/>
+      <w:lvlJc w:val="left"/>
+      <w:pPr>
+        <w:ind w:left="2880" w:hanging="360"/>
+      </w:pPr>
+    </w:lvl>
+    <w:lvl w:ilvl="4" w:tplc="04090019" w:tentative="1">
+      <w:start w:val="1"/>
+      <w:numFmt w:val="lowerLetter"/>
+      <w:lvlText w:val="%5."/>
+      <w:lvlJc w:val="left"/>
+      <w:pPr>
+        <w:ind w:left="3600" w:hanging="360"/>
+      </w:pPr>
+    </w:lvl>
+    <w:lvl w:ilvl="5" w:tplc="0409001B" w:tentative="1">
+      <w:start w:val="1"/>
+      <w:numFmt w:val="lowerRoman"/>
+      <w:lvlText w:val="%6."/>
+      <w:lvlJc w:val="right"/>
+      <w:pPr>
+        <w:ind w:left="4320" w:hanging="180"/>
+      </w:pPr>
+    </w:lvl>
+    <w:lvl w:ilvl="6" w:tplc="0409000F" w:tentative="1">
+      <w:start w:val="1"/>
+      <w:numFmt w:val="decimal"/>
+      <w:lvlText w:val="%7."/>
+      <w:lvlJc w:val="left"/>
+      <w:pPr>
+        <w:ind w:left="5040" w:hanging="360"/>
+      </w:pPr>
+    </w:lvl>
+    <w:lvl w:ilvl="7" w:tplc="04090019" w:tentative="1">
+      <w:start w:val="1"/>
+      <w:numFmt w:val="lowerLetter"/>
+      <w:lvlText w:val="%8."/>
+      <w:lvlJc w:val="left"/>
+      <w:pPr>
+        <w:ind w:left="5760" w:hanging="360"/>
+      </w:pPr>
+    </w:lvl>
+    <w:lvl w:ilvl="8" w:tplc="0409001B" w:tentative="1">
+      <w:start w:val="1"/>
+      <w:numFmt w:val="lowerRoman"/>
+      <w:lvlText w:val="%9."/>
+      <w:lvlJc w:val="right"/>
+      <w:pPr>
+        <w:ind w:left="6480" w:hanging="180"/>
+      </w:pPr>
+    </w:lvl>
+  </w:abstractNum>
+  <w:abstractNum w:abstractNumId="16" w15:restartNumberingAfterBreak="0">
+    <w:nsid w:val="51574B1E"/>
+    <w:multiLevelType w:val="hybridMultilevel"/>
+    <w:tmpl w:val="98A47296"/>
+    <w:lvl w:ilvl="0" w:tplc="0409000F">
+      <w:start w:val="1"/>
+      <w:numFmt w:val="decimal"/>
+      <w:lvlText w:val="%1."/>
+      <w:lvlJc w:val="left"/>
+      <w:pPr>
+        <w:ind w:left="720" w:hanging="360"/>
+      </w:pPr>
+      <w:rPr>
+        <w:rFonts w:hint="default"/>
+      </w:rPr>
+    </w:lvl>
+    <w:lvl w:ilvl="1" w:tplc="04090019" w:tentative="1">
+      <w:start w:val="1"/>
+      <w:numFmt w:val="lowerLetter"/>
+      <w:lvlText w:val="%2."/>
+      <w:lvlJc w:val="left"/>
+      <w:pPr>
+        <w:ind w:left="1440" w:hanging="360"/>
+      </w:pPr>
+    </w:lvl>
+    <w:lvl w:ilvl="2" w:tplc="0409001B" w:tentative="1">
+      <w:start w:val="1"/>
+      <w:numFmt w:val="lowerRoman"/>
+      <w:lvlText w:val="%3."/>
+      <w:lvlJc w:val="right"/>
+      <w:pPr>
+        <w:ind w:left="2160" w:hanging="180"/>
+      </w:pPr>
+    </w:lvl>
+    <w:lvl w:ilvl="3" w:tplc="0409000F" w:tentative="1">
+      <w:start w:val="1"/>
+      <w:numFmt w:val="decimal"/>
+      <w:lvlText w:val="%4."/>
+      <w:lvlJc w:val="left"/>
+      <w:pPr>
+        <w:ind w:left="2880" w:hanging="360"/>
+      </w:pPr>
+    </w:lvl>
+    <w:lvl w:ilvl="4" w:tplc="04090019" w:tentative="1">
+      <w:start w:val="1"/>
+      <w:numFmt w:val="lowerLetter"/>
+      <w:lvlText w:val="%5."/>
+      <w:lvlJc w:val="left"/>
+      <w:pPr>
+        <w:ind w:left="3600" w:hanging="360"/>
+      </w:pPr>
+    </w:lvl>
+    <w:lvl w:ilvl="5" w:tplc="0409001B" w:tentative="1">
+      <w:start w:val="1"/>
+      <w:numFmt w:val="lowerRoman"/>
+      <w:lvlText w:val="%6."/>
+      <w:lvlJc w:val="right"/>
+      <w:pPr>
+        <w:ind w:left="4320" w:hanging="180"/>
+      </w:pPr>
+    </w:lvl>
+    <w:lvl w:ilvl="6" w:tplc="0409000F" w:tentative="1">
+      <w:start w:val="1"/>
+      <w:numFmt w:val="decimal"/>
+      <w:lvlText w:val="%7."/>
+      <w:lvlJc w:val="left"/>
+      <w:pPr>
+        <w:ind w:left="5040" w:hanging="360"/>
+      </w:pPr>
+    </w:lvl>
+    <w:lvl w:ilvl="7" w:tplc="04090019" w:tentative="1">
+      <w:start w:val="1"/>
+      <w:numFmt w:val="lowerLetter"/>
+      <w:lvlText w:val="%8."/>
+      <w:lvlJc w:val="left"/>
+      <w:pPr>
+        <w:ind w:left="5760" w:hanging="360"/>
+      </w:pPr>
+    </w:lvl>
+    <w:lvl w:ilvl="8" w:tplc="0409001B" w:tentative="1">
+      <w:start w:val="1"/>
+      <w:numFmt w:val="lowerRoman"/>
+      <w:lvlText w:val="%9."/>
+      <w:lvlJc w:val="right"/>
+      <w:pPr>
+        <w:ind w:left="6480" w:hanging="180"/>
+      </w:pPr>
+    </w:lvl>
+  </w:abstractNum>
+  <w:abstractNum w:abstractNumId="17" w15:restartNumberingAfterBreak="0">
     <w:nsid w:val="54F17947"/>
     <w:multiLevelType w:val="hybridMultilevel"/>
     <w:tmpl w:val="C0982FD2"/>
@@ -2607,7 +4915,7 @@
       </w:pPr>
     </w:lvl>
   </w:abstractNum>
-  <w:abstractNum w:abstractNumId="13" w15:restartNumberingAfterBreak="0">
+  <w:abstractNum w:abstractNumId="18" w15:restartNumberingAfterBreak="0">
     <w:nsid w:val="5C2E2A55"/>
     <w:multiLevelType w:val="hybridMultilevel"/>
     <w:tmpl w:val="1D161EB0"/>
@@ -2696,7 +5004,7 @@
       </w:pPr>
     </w:lvl>
   </w:abstractNum>
-  <w:abstractNum w:abstractNumId="14" w15:restartNumberingAfterBreak="0">
+  <w:abstractNum w:abstractNumId="19" w15:restartNumberingAfterBreak="0">
     <w:nsid w:val="5C5A343D"/>
     <w:multiLevelType w:val="hybridMultilevel"/>
     <w:tmpl w:val="50A2D940"/>
@@ -2785,7 +5093,7 @@
       </w:pPr>
     </w:lvl>
   </w:abstractNum>
-  <w:abstractNum w:abstractNumId="15" w15:restartNumberingAfterBreak="0">
+  <w:abstractNum w:abstractNumId="20" w15:restartNumberingAfterBreak="0">
     <w:nsid w:val="66702CCE"/>
     <w:multiLevelType w:val="hybridMultilevel"/>
     <w:tmpl w:val="0316D50A"/>
@@ -2874,7 +5182,7 @@
       </w:pPr>
     </w:lvl>
   </w:abstractNum>
-  <w:abstractNum w:abstractNumId="16" w15:restartNumberingAfterBreak="0">
+  <w:abstractNum w:abstractNumId="21" w15:restartNumberingAfterBreak="0">
     <w:nsid w:val="6DBA4871"/>
     <w:multiLevelType w:val="hybridMultilevel"/>
     <w:tmpl w:val="EF52AA84"/>
@@ -2963,56 +5271,255 @@
       </w:pPr>
     </w:lvl>
   </w:abstractNum>
+  <w:abstractNum w:abstractNumId="22" w15:restartNumberingAfterBreak="0">
+    <w:nsid w:val="6E7A175E"/>
+    <w:multiLevelType w:val="hybridMultilevel"/>
+    <w:tmpl w:val="05B4205A"/>
+    <w:lvl w:ilvl="0" w:tplc="0409000F">
+      <w:start w:val="1"/>
+      <w:numFmt w:val="decimal"/>
+      <w:lvlText w:val="%1."/>
+      <w:lvlJc w:val="left"/>
+      <w:pPr>
+        <w:ind w:left="720" w:hanging="360"/>
+      </w:pPr>
+      <w:rPr>
+        <w:rFonts w:hint="default"/>
+      </w:rPr>
+    </w:lvl>
+    <w:lvl w:ilvl="1" w:tplc="04090019" w:tentative="1">
+      <w:start w:val="1"/>
+      <w:numFmt w:val="lowerLetter"/>
+      <w:lvlText w:val="%2."/>
+      <w:lvlJc w:val="left"/>
+      <w:pPr>
+        <w:ind w:left="1440" w:hanging="360"/>
+      </w:pPr>
+    </w:lvl>
+    <w:lvl w:ilvl="2" w:tplc="0409001B" w:tentative="1">
+      <w:start w:val="1"/>
+      <w:numFmt w:val="lowerRoman"/>
+      <w:lvlText w:val="%3."/>
+      <w:lvlJc w:val="right"/>
+      <w:pPr>
+        <w:ind w:left="2160" w:hanging="180"/>
+      </w:pPr>
+    </w:lvl>
+    <w:lvl w:ilvl="3" w:tplc="0409000F" w:tentative="1">
+      <w:start w:val="1"/>
+      <w:numFmt w:val="decimal"/>
+      <w:lvlText w:val="%4."/>
+      <w:lvlJc w:val="left"/>
+      <w:pPr>
+        <w:ind w:left="2880" w:hanging="360"/>
+      </w:pPr>
+    </w:lvl>
+    <w:lvl w:ilvl="4" w:tplc="04090019" w:tentative="1">
+      <w:start w:val="1"/>
+      <w:numFmt w:val="lowerLetter"/>
+      <w:lvlText w:val="%5."/>
+      <w:lvlJc w:val="left"/>
+      <w:pPr>
+        <w:ind w:left="3600" w:hanging="360"/>
+      </w:pPr>
+    </w:lvl>
+    <w:lvl w:ilvl="5" w:tplc="0409001B" w:tentative="1">
+      <w:start w:val="1"/>
+      <w:numFmt w:val="lowerRoman"/>
+      <w:lvlText w:val="%6."/>
+      <w:lvlJc w:val="right"/>
+      <w:pPr>
+        <w:ind w:left="4320" w:hanging="180"/>
+      </w:pPr>
+    </w:lvl>
+    <w:lvl w:ilvl="6" w:tplc="0409000F" w:tentative="1">
+      <w:start w:val="1"/>
+      <w:numFmt w:val="decimal"/>
+      <w:lvlText w:val="%7."/>
+      <w:lvlJc w:val="left"/>
+      <w:pPr>
+        <w:ind w:left="5040" w:hanging="360"/>
+      </w:pPr>
+    </w:lvl>
+    <w:lvl w:ilvl="7" w:tplc="04090019" w:tentative="1">
+      <w:start w:val="1"/>
+      <w:numFmt w:val="lowerLetter"/>
+      <w:lvlText w:val="%8."/>
+      <w:lvlJc w:val="left"/>
+      <w:pPr>
+        <w:ind w:left="5760" w:hanging="360"/>
+      </w:pPr>
+    </w:lvl>
+    <w:lvl w:ilvl="8" w:tplc="0409001B" w:tentative="1">
+      <w:start w:val="1"/>
+      <w:numFmt w:val="lowerRoman"/>
+      <w:lvlText w:val="%9."/>
+      <w:lvlJc w:val="right"/>
+      <w:pPr>
+        <w:ind w:left="6480" w:hanging="180"/>
+      </w:pPr>
+    </w:lvl>
+  </w:abstractNum>
+  <w:abstractNum w:abstractNumId="23" w15:restartNumberingAfterBreak="0">
+    <w:nsid w:val="7AA847B8"/>
+    <w:multiLevelType w:val="hybridMultilevel"/>
+    <w:tmpl w:val="0E6CAC00"/>
+    <w:lvl w:ilvl="0" w:tplc="0409000F">
+      <w:start w:val="1"/>
+      <w:numFmt w:val="decimal"/>
+      <w:lvlText w:val="%1."/>
+      <w:lvlJc w:val="left"/>
+      <w:pPr>
+        <w:ind w:left="720" w:hanging="360"/>
+      </w:pPr>
+      <w:rPr>
+        <w:rFonts w:hint="default"/>
+      </w:rPr>
+    </w:lvl>
+    <w:lvl w:ilvl="1" w:tplc="04090019" w:tentative="1">
+      <w:start w:val="1"/>
+      <w:numFmt w:val="lowerLetter"/>
+      <w:lvlText w:val="%2."/>
+      <w:lvlJc w:val="left"/>
+      <w:pPr>
+        <w:ind w:left="1440" w:hanging="360"/>
+      </w:pPr>
+    </w:lvl>
+    <w:lvl w:ilvl="2" w:tplc="0409001B" w:tentative="1">
+      <w:start w:val="1"/>
+      <w:numFmt w:val="lowerRoman"/>
+      <w:lvlText w:val="%3."/>
+      <w:lvlJc w:val="right"/>
+      <w:pPr>
+        <w:ind w:left="2160" w:hanging="180"/>
+      </w:pPr>
+    </w:lvl>
+    <w:lvl w:ilvl="3" w:tplc="0409000F" w:tentative="1">
+      <w:start w:val="1"/>
+      <w:numFmt w:val="decimal"/>
+      <w:lvlText w:val="%4."/>
+      <w:lvlJc w:val="left"/>
+      <w:pPr>
+        <w:ind w:left="2880" w:hanging="360"/>
+      </w:pPr>
+    </w:lvl>
+    <w:lvl w:ilvl="4" w:tplc="04090019" w:tentative="1">
+      <w:start w:val="1"/>
+      <w:numFmt w:val="lowerLetter"/>
+      <w:lvlText w:val="%5."/>
+      <w:lvlJc w:val="left"/>
+      <w:pPr>
+        <w:ind w:left="3600" w:hanging="360"/>
+      </w:pPr>
+    </w:lvl>
+    <w:lvl w:ilvl="5" w:tplc="0409001B" w:tentative="1">
+      <w:start w:val="1"/>
+      <w:numFmt w:val="lowerRoman"/>
+      <w:lvlText w:val="%6."/>
+      <w:lvlJc w:val="right"/>
+      <w:pPr>
+        <w:ind w:left="4320" w:hanging="180"/>
+      </w:pPr>
+    </w:lvl>
+    <w:lvl w:ilvl="6" w:tplc="0409000F" w:tentative="1">
+      <w:start w:val="1"/>
+      <w:numFmt w:val="decimal"/>
+      <w:lvlText w:val="%7."/>
+      <w:lvlJc w:val="left"/>
+      <w:pPr>
+        <w:ind w:left="5040" w:hanging="360"/>
+      </w:pPr>
+    </w:lvl>
+    <w:lvl w:ilvl="7" w:tplc="04090019" w:tentative="1">
+      <w:start w:val="1"/>
+      <w:numFmt w:val="lowerLetter"/>
+      <w:lvlText w:val="%8."/>
+      <w:lvlJc w:val="left"/>
+      <w:pPr>
+        <w:ind w:left="5760" w:hanging="360"/>
+      </w:pPr>
+    </w:lvl>
+    <w:lvl w:ilvl="8" w:tplc="0409001B" w:tentative="1">
+      <w:start w:val="1"/>
+      <w:numFmt w:val="lowerRoman"/>
+      <w:lvlText w:val="%9."/>
+      <w:lvlJc w:val="right"/>
+      <w:pPr>
+        <w:ind w:left="6480" w:hanging="180"/>
+      </w:pPr>
+    </w:lvl>
+  </w:abstractNum>
   <w:num w:numId="1" w16cid:durableId="566382228">
+    <w:abstractNumId w:val="13"/>
+  </w:num>
+  <w:num w:numId="2" w16cid:durableId="702441669">
+    <w:abstractNumId w:val="11"/>
+  </w:num>
+  <w:num w:numId="3" w16cid:durableId="863442571">
+    <w:abstractNumId w:val="21"/>
+  </w:num>
+  <w:num w:numId="4" w16cid:durableId="1395934949">
+    <w:abstractNumId w:val="2"/>
+  </w:num>
+  <w:num w:numId="5" w16cid:durableId="244997239">
+    <w:abstractNumId w:val="20"/>
+  </w:num>
+  <w:num w:numId="6" w16cid:durableId="194201450">
+    <w:abstractNumId w:val="8"/>
+  </w:num>
+  <w:num w:numId="7" w16cid:durableId="1977224168">
+    <w:abstractNumId w:val="12"/>
+  </w:num>
+  <w:num w:numId="8" w16cid:durableId="1627203273">
+    <w:abstractNumId w:val="14"/>
+  </w:num>
+  <w:num w:numId="9" w16cid:durableId="469249657">
+    <w:abstractNumId w:val="18"/>
+  </w:num>
+  <w:num w:numId="10" w16cid:durableId="198125283">
+    <w:abstractNumId w:val="9"/>
+  </w:num>
+  <w:num w:numId="11" w16cid:durableId="2089573014">
+    <w:abstractNumId w:val="3"/>
+  </w:num>
+  <w:num w:numId="12" w16cid:durableId="1436704034">
+    <w:abstractNumId w:val="4"/>
+  </w:num>
+  <w:num w:numId="13" w16cid:durableId="415857310">
+    <w:abstractNumId w:val="17"/>
+  </w:num>
+  <w:num w:numId="14" w16cid:durableId="1442531155">
+    <w:abstractNumId w:val="1"/>
+  </w:num>
+  <w:num w:numId="15" w16cid:durableId="1774860513">
+    <w:abstractNumId w:val="5"/>
+  </w:num>
+  <w:num w:numId="16" w16cid:durableId="1249071864">
+    <w:abstractNumId w:val="19"/>
+  </w:num>
+  <w:num w:numId="17" w16cid:durableId="1317804440">
     <w:abstractNumId w:val="10"/>
   </w:num>
-  <w:num w:numId="2" w16cid:durableId="702441669">
-    <w:abstractNumId w:val="8"/>
+  <w:num w:numId="18" w16cid:durableId="205259823">
+    <w:abstractNumId w:val="7"/>
   </w:num>
-  <w:num w:numId="3" w16cid:durableId="863442571">
+  <w:num w:numId="19" w16cid:durableId="1497571062">
+    <w:abstractNumId w:val="23"/>
+  </w:num>
+  <w:num w:numId="20" w16cid:durableId="243076148">
+    <w:abstractNumId w:val="0"/>
+  </w:num>
+  <w:num w:numId="21" w16cid:durableId="2112775021">
+    <w:abstractNumId w:val="15"/>
+  </w:num>
+  <w:num w:numId="22" w16cid:durableId="157578209">
+    <w:abstractNumId w:val="6"/>
+  </w:num>
+  <w:num w:numId="23" w16cid:durableId="1427270324">
     <w:abstractNumId w:val="16"/>
   </w:num>
-  <w:num w:numId="4" w16cid:durableId="1395934949">
-    <w:abstractNumId w:val="1"/>
-  </w:num>
-  <w:num w:numId="5" w16cid:durableId="244997239">
-    <w:abstractNumId w:val="15"/>
-  </w:num>
-  <w:num w:numId="6" w16cid:durableId="194201450">
-    <w:abstractNumId w:val="5"/>
-  </w:num>
-  <w:num w:numId="7" w16cid:durableId="1977224168">
-    <w:abstractNumId w:val="9"/>
-  </w:num>
-  <w:num w:numId="8" w16cid:durableId="1627203273">
-    <w:abstractNumId w:val="11"/>
-  </w:num>
-  <w:num w:numId="9" w16cid:durableId="469249657">
-    <w:abstractNumId w:val="13"/>
-  </w:num>
-  <w:num w:numId="10" w16cid:durableId="198125283">
-    <w:abstractNumId w:val="6"/>
-  </w:num>
-  <w:num w:numId="11" w16cid:durableId="2089573014">
-    <w:abstractNumId w:val="2"/>
-  </w:num>
-  <w:num w:numId="12" w16cid:durableId="1436704034">
-    <w:abstractNumId w:val="3"/>
-  </w:num>
-  <w:num w:numId="13" w16cid:durableId="415857310">
-    <w:abstractNumId w:val="12"/>
-  </w:num>
-  <w:num w:numId="14" w16cid:durableId="1442531155">
-    <w:abstractNumId w:val="0"/>
-  </w:num>
-  <w:num w:numId="15" w16cid:durableId="1774860513">
-    <w:abstractNumId w:val="4"/>
-  </w:num>
-  <w:num w:numId="16" w16cid:durableId="1249071864">
-    <w:abstractNumId w:val="14"/>
-  </w:num>
-  <w:num w:numId="17" w16cid:durableId="1317804440">
-    <w:abstractNumId w:val="7"/>
+  <w:num w:numId="24" w16cid:durableId="2073695639">
+    <w:abstractNumId w:val="22"/>
   </w:num>
 </w:numbering>
 </file>
